--- a/doc/詞/宋朝/李清照/李清照-武陵春·春晚.docx
+++ b/doc/詞/宋朝/李清照/李清照-武陵春·春晚.docx
@@ -1,6 +1,6 @@
 
 <file path=word/document.xml><?xml version="1.0" encoding="utf-8"?>
-<w:document xmlns:wpc="http://schemas.microsoft.com/office/word/2010/wordprocessingCanvas" xmlns:cx="http://schemas.microsoft.com/office/drawing/2014/chartex" xmlns:cx1="http://schemas.microsoft.com/office/drawing/2015/9/8/chartex" xmlns:cx2="http://schemas.microsoft.com/office/drawing/2015/10/21/chartex" xmlns:cx3="http://schemas.microsoft.com/office/drawing/2016/5/9/chartex" xmlns:cx4="http://schemas.microsoft.com/office/drawing/2016/5/10/chartex" xmlns:cx5="http://schemas.microsoft.com/office/drawing/2016/5/11/chartex" xmlns:cx6="http://schemas.microsoft.com/office/drawing/2016/5/12/chartex" xmlns:cx7="http://schemas.microsoft.com/office/drawing/2016/5/13/chartex" xmlns:cx8="http://schemas.microsoft.com/office/drawing/2016/5/14/chartex" xmlns:mc="http://schemas.openxmlformats.org/markup-compatibility/2006" xmlns:aink="http://schemas.microsoft.com/office/drawing/2016/ink" xmlns:am3d="http://schemas.microsoft.com/office/drawing/2017/model3d" xmlns:o="urn:schemas-microsoft-com:office:office" xmlns:oel="http://schemas.microsoft.com/office/2019/extlst" xmlns:r="http://schemas.openxmlformats.org/officeDocument/2006/relationships" xmlns:m="http://schemas.openxmlformats.org/officeDocument/2006/math" xmlns:v="urn:schemas-microsoft-com:vml" xmlns:wp14="http://schemas.microsoft.com/office/word/2010/wordprocessingDrawing" xmlns:wp="http://schemas.openxmlformats.org/drawingml/2006/wordprocessingDrawing" xmlns:w10="urn:schemas-microsoft-com:office:word" xmlns:w="http://schemas.openxmlformats.org/wordprocessingml/2006/main" xmlns:w14="http://schemas.microsoft.com/office/word/2010/wordml" xmlns:w15="http://schemas.microsoft.com/office/word/2012/wordml" xmlns:w16cex="http://schemas.microsoft.com/office/word/2018/wordml/cex" xmlns:w16cid="http://schemas.microsoft.com/office/word/2016/wordml/cid" xmlns:w16="http://schemas.microsoft.com/office/word/2018/wordml" xmlns:w16du="http://schemas.microsoft.com/office/word/2023/wordml/word16du" xmlns:w16sdtdh="http://schemas.microsoft.com/office/word/2020/wordml/sdtdatahash" xmlns:w16se="http://schemas.microsoft.com/office/word/2015/wordml/symex" xmlns:wpg="http://schemas.microsoft.com/office/word/2010/wordprocessingGroup" xmlns:wpi="http://schemas.microsoft.com/office/word/2010/wordprocessingInk" xmlns:wne="http://schemas.microsoft.com/office/word/2006/wordml" xmlns:wps="http://schemas.microsoft.com/office/word/2010/wordprocessingShape" mc:Ignorable="w14 w15 w16se w16cid w16 w16cex w16sdtdh wp14">
+<w:document xmlns:wpc="http://schemas.microsoft.com/office/word/2010/wordprocessingCanvas" xmlns:cx="http://schemas.microsoft.com/office/drawing/2014/chartex" xmlns:cx1="http://schemas.microsoft.com/office/drawing/2015/9/8/chartex" xmlns:cx2="http://schemas.microsoft.com/office/drawing/2015/10/21/chartex" xmlns:cx3="http://schemas.microsoft.com/office/drawing/2016/5/9/chartex" xmlns:cx4="http://schemas.microsoft.com/office/drawing/2016/5/10/chartex" xmlns:cx5="http://schemas.microsoft.com/office/drawing/2016/5/11/chartex" xmlns:cx6="http://schemas.microsoft.com/office/drawing/2016/5/12/chartex" xmlns:cx7="http://schemas.microsoft.com/office/drawing/2016/5/13/chartex" xmlns:cx8="http://schemas.microsoft.com/office/drawing/2016/5/14/chartex" xmlns:mc="http://schemas.openxmlformats.org/markup-compatibility/2006" xmlns:aink="http://schemas.microsoft.com/office/drawing/2016/ink" xmlns:am3d="http://schemas.microsoft.com/office/drawing/2017/model3d" xmlns:o="urn:schemas-microsoft-com:office:office" xmlns:r="http://schemas.openxmlformats.org/officeDocument/2006/relationships" xmlns:m="http://schemas.openxmlformats.org/officeDocument/2006/math" xmlns:v="urn:schemas-microsoft-com:vml" xmlns:wp14="http://schemas.microsoft.com/office/word/2010/wordprocessingDrawing" xmlns:wp="http://schemas.openxmlformats.org/drawingml/2006/wordprocessingDrawing" xmlns:w10="urn:schemas-microsoft-com:office:word" xmlns:w="http://schemas.openxmlformats.org/wordprocessingml/2006/main" xmlns:w14="http://schemas.microsoft.com/office/word/2010/wordml" xmlns:w15="http://schemas.microsoft.com/office/word/2012/wordml" xmlns:w16cex="http://schemas.microsoft.com/office/word/2018/wordml/cex" xmlns:w16cid="http://schemas.microsoft.com/office/word/2016/wordml/cid" xmlns:w16="http://schemas.microsoft.com/office/word/2018/wordml" xmlns:w16sdtdh="http://schemas.microsoft.com/office/word/2020/wordml/sdtdatahash" xmlns:w16se="http://schemas.microsoft.com/office/word/2015/wordml/symex" xmlns:wpg="http://schemas.microsoft.com/office/word/2010/wordprocessingGroup" xmlns:wpi="http://schemas.microsoft.com/office/word/2010/wordprocessingInk" xmlns:wne="http://schemas.microsoft.com/office/word/2006/wordml" xmlns:wps="http://schemas.microsoft.com/office/word/2010/wordprocessingShape" mc:Ignorable="w14 w15 w16se w16cid w16 w16cex w16sdtdh wp14">
   <w:body>
     <w:p>
       <w:pPr>
@@ -62,7 +62,7 @@
           <w:sz w:val="52"/>
           <w:szCs w:val="52"/>
         </w:rPr>
-        <w:t xml:space="preserve">   </w:t>
+        <w:t xml:space="preserve"> </w:t>
       </w:r>
       <w:r>
         <w:rPr>
@@ -71,15 +71,6 @@
           <w:sz w:val="52"/>
           <w:szCs w:val="52"/>
         </w:rPr>
-        <w:t xml:space="preserve">  </w:t>
-      </w:r>
-      <w:r>
-        <w:rPr>
-          <w:rFonts w:hint="eastAsia"/>
-          <w:kern w:val="0"/>
-          <w:sz w:val="52"/>
-          <w:szCs w:val="52"/>
-        </w:rPr>
         <w:t xml:space="preserve"> </w:t>
       </w:r>
       <w:r>
@@ -98,7 +89,7 @@
     </w:p>
     <w:p>
       <w:pPr>
-        <w:spacing w:after="0" w:line="440" w:lineRule="exact"/>
+        <w:spacing w:after="0" w:line="480" w:lineRule="exact"/>
         <w:ind w:left="0" w:right="0" w:firstLine="0"/>
         <w:rPr>
           <w:color w:val="0F0F0F"/>
@@ -169,7 +160,7 @@
     </w:p>
     <w:p>
       <w:pPr>
-        <w:spacing w:after="0" w:line="440" w:lineRule="exact"/>
+        <w:spacing w:after="0" w:line="480" w:lineRule="exact"/>
         <w:ind w:left="0" w:right="0" w:firstLine="0"/>
         <w:rPr>
           <w:color w:val="0F0F0F"/>
@@ -283,7 +274,7 @@
     </w:p>
     <w:p>
       <w:pPr>
-        <w:spacing w:after="0" w:line="420" w:lineRule="exact"/>
+        <w:spacing w:after="0" w:line="480" w:lineRule="exact"/>
         <w:ind w:left="0" w:right="0" w:firstLine="0"/>
         <w:rPr>
           <w:szCs w:val="28"/>
@@ -294,14 +285,14 @@
           <w:rFonts w:hint="eastAsia"/>
           <w:szCs w:val="28"/>
         </w:rPr>
-        <w:t xml:space="preserve">    </w:t>
-      </w:r>
-      <w:r>
-        <w:rPr>
-          <w:rFonts w:hint="eastAsia"/>
-          <w:szCs w:val="28"/>
-        </w:rPr>
-        <w:t>惱人的風雨停歇了，枝頭的花朵落盡了，</w:t>
+        <w:t>雨</w:t>
+      </w:r>
+      <w:r>
+        <w:rPr>
+          <w:rFonts w:hint="eastAsia"/>
+          <w:szCs w:val="28"/>
+        </w:rPr>
+        <w:t>停了，花落了。空氣裡</w:t>
       </w:r>
       <w:proofErr w:type="gramStart"/>
       <w:r>
@@ -317,53 +308,19 @@
           <w:rFonts w:hint="eastAsia"/>
           <w:szCs w:val="28"/>
         </w:rPr>
-        <w:t>塵土</w:t>
-      </w:r>
-      <w:r>
-        <w:rPr>
-          <w:rFonts w:hint="eastAsia"/>
-          <w:b/>
-          <w:bCs/>
-          <w:szCs w:val="28"/>
-        </w:rPr>
-        <w:t>猶自</w:t>
-      </w:r>
-      <w:r>
-        <w:rPr>
-          <w:rFonts w:hint="eastAsia"/>
-          <w:szCs w:val="28"/>
-        </w:rPr>
-        <w:t>散發出微微的香氣。抬頭看看，日已高，卻仍無心梳洗打扮。春去夏來，花開花謝，</w:t>
-      </w:r>
-      <w:r>
-        <w:rPr>
-          <w:rFonts w:hint="eastAsia"/>
-          <w:b/>
-          <w:bCs/>
-          <w:szCs w:val="28"/>
-        </w:rPr>
-        <w:t>亙</w:t>
-      </w:r>
-      <w:r>
-        <w:rPr>
-          <w:rFonts w:hint="eastAsia"/>
-          <w:b/>
-          <w:bCs/>
-          <w:szCs w:val="28"/>
-        </w:rPr>
-        <w:t>古如斯</w:t>
-      </w:r>
-      <w:r>
-        <w:rPr>
-          <w:rFonts w:hint="eastAsia"/>
-          <w:szCs w:val="28"/>
-        </w:rPr>
-        <w:t>，唯有傷心的人、痛心的事，令我愁腸百結，一想到這些，還沒有開口我就淚如雨下。</w:t>
+        <w:t>塵土散發出微微的香氣。日已高升，卻無心梳洗打扮</w:t>
+      </w:r>
+      <w:r>
+        <w:rPr>
+          <w:rFonts w:hint="eastAsia"/>
+          <w:szCs w:val="28"/>
+        </w:rPr>
+        <w:t>。</w:t>
       </w:r>
     </w:p>
     <w:p>
       <w:pPr>
-        <w:spacing w:after="0" w:line="420" w:lineRule="exact"/>
+        <w:spacing w:after="0" w:line="480" w:lineRule="exact"/>
         <w:ind w:left="0" w:right="0" w:firstLine="0"/>
         <w:rPr>
           <w:szCs w:val="28"/>
@@ -374,8 +331,24 @@
           <w:rFonts w:hint="eastAsia"/>
           <w:szCs w:val="28"/>
         </w:rPr>
-        <w:t xml:space="preserve">    </w:t>
-      </w:r>
+        <w:t>物是人非，所有盼望皆成空。</w:t>
+      </w:r>
+      <w:r>
+        <w:rPr>
+          <w:rFonts w:hint="eastAsia"/>
+          <w:szCs w:val="28"/>
+        </w:rPr>
+        <w:t>唯有傷心的人、痛心的事，令我愁腸百結，一想到這些，還沒有開口我就淚如雨下。</w:t>
+      </w:r>
+    </w:p>
+    <w:p>
+      <w:pPr>
+        <w:spacing w:after="0" w:line="480" w:lineRule="exact"/>
+        <w:ind w:left="0" w:right="0" w:firstLine="0"/>
+        <w:rPr>
+          <w:szCs w:val="28"/>
+        </w:rPr>
+      </w:pPr>
       <w:r>
         <w:rPr>
           <w:rFonts w:hint="eastAsia"/>
@@ -412,9 +385,24 @@
           <w:rFonts w:hint="eastAsia"/>
           <w:szCs w:val="28"/>
         </w:rPr>
-        <w:t>划船，姑且散散心吧。唉，我真擔心啊，</w:t>
-      </w:r>
-      <w:proofErr w:type="gramStart"/>
+        <w:t>划船，姑且散散心吧。</w:t>
+      </w:r>
+    </w:p>
+    <w:p>
+      <w:pPr>
+        <w:spacing w:after="0" w:line="480" w:lineRule="exact"/>
+        <w:ind w:left="0" w:right="0" w:firstLine="0"/>
+        <w:rPr>
+          <w:szCs w:val="28"/>
+        </w:rPr>
+      </w:pPr>
+      <w:r>
+        <w:rPr>
+          <w:rFonts w:hint="eastAsia"/>
+          <w:szCs w:val="28"/>
+        </w:rPr>
+        <w:t>唉，我真擔心啊，</w:t>
+      </w:r>
       <w:r>
         <w:rPr>
           <w:rFonts w:hint="eastAsia"/>
@@ -428,9 +416,22 @@
           <w:rFonts w:hint="eastAsia"/>
           <w:szCs w:val="28"/>
         </w:rPr>
-        <w:t>那葉單薄</w:t>
-      </w:r>
-      <w:proofErr w:type="gramEnd"/>
+        <w:t>那</w:t>
+      </w:r>
+      <w:r>
+        <w:rPr>
+          <w:rFonts w:hint="eastAsia"/>
+          <w:szCs w:val="28"/>
+        </w:rPr>
+        <w:t>艘</w:t>
+      </w:r>
+      <w:r>
+        <w:rPr>
+          <w:rFonts w:hint="eastAsia"/>
+          <w:szCs w:val="28"/>
+        </w:rPr>
+        <w:t>單薄</w:t>
+      </w:r>
       <w:r>
         <w:rPr>
           <w:rFonts w:hint="eastAsia"/>
@@ -489,8 +490,8 @@
           <w:ilvl w:val="0"/>
           <w:numId w:val="18"/>
         </w:numPr>
-        <w:spacing w:after="0" w:line="400" w:lineRule="exact"/>
-        <w:ind w:leftChars="0" w:left="482" w:right="0" w:hanging="482"/>
+        <w:spacing w:after="0" w:line="480" w:lineRule="exact"/>
+        <w:ind w:leftChars="0" w:left="284" w:right="0" w:hanging="284"/>
         <w:rPr>
           <w:color w:val="0F0F0F"/>
           <w:szCs w:val="28"/>
@@ -530,8 +531,8 @@
           <w:ilvl w:val="0"/>
           <w:numId w:val="18"/>
         </w:numPr>
-        <w:spacing w:after="0" w:line="400" w:lineRule="exact"/>
-        <w:ind w:leftChars="0" w:left="482" w:right="0" w:hanging="482"/>
+        <w:spacing w:after="0" w:line="480" w:lineRule="exact"/>
+        <w:ind w:leftChars="0" w:left="284" w:right="0" w:hanging="284"/>
         <w:rPr>
           <w:color w:val="0F0F0F"/>
           <w:szCs w:val="28"/>
@@ -665,8 +666,8 @@
           <w:ilvl w:val="0"/>
           <w:numId w:val="18"/>
         </w:numPr>
-        <w:spacing w:after="0" w:line="400" w:lineRule="exact"/>
-        <w:ind w:leftChars="0" w:left="482" w:right="0" w:hanging="482"/>
+        <w:spacing w:after="0" w:line="480" w:lineRule="exact"/>
+        <w:ind w:leftChars="0" w:left="284" w:right="0" w:hanging="284"/>
         <w:rPr>
           <w:color w:val="0F0F0F"/>
           <w:szCs w:val="28"/>
@@ -974,8 +975,8 @@
           <w:ilvl w:val="0"/>
           <w:numId w:val="18"/>
         </w:numPr>
-        <w:spacing w:after="0" w:line="400" w:lineRule="exact"/>
-        <w:ind w:leftChars="0" w:left="482" w:right="0" w:hanging="482"/>
+        <w:spacing w:after="0" w:line="480" w:lineRule="exact"/>
+        <w:ind w:leftChars="0" w:left="284" w:right="0" w:hanging="284"/>
         <w:rPr>
           <w:color w:val="0F0F0F"/>
           <w:szCs w:val="28"/>
@@ -997,11 +998,11 @@
           <w:ilvl w:val="0"/>
           <w:numId w:val="18"/>
         </w:numPr>
-        <w:spacing w:after="0" w:line="400" w:lineRule="exact"/>
-        <w:ind w:leftChars="0" w:left="482" w:right="0" w:hanging="482"/>
-        <w:rPr>
-          <w:sz w:val="32"/>
-          <w:szCs w:val="32"/>
+        <w:spacing w:after="0" w:line="480" w:lineRule="exact"/>
+        <w:ind w:leftChars="0" w:left="284" w:right="0" w:hanging="284"/>
+        <w:rPr>
+          <w:color w:val="0F0F0F"/>
+          <w:szCs w:val="28"/>
         </w:rPr>
       </w:pPr>
       <w:r>
@@ -1161,8 +1162,9 @@
     </w:p>
     <w:p>
       <w:pPr>
-        <w:spacing w:after="0" w:line="420" w:lineRule="exact"/>
+        <w:spacing w:after="0" w:line="480" w:lineRule="exact"/>
         <w:ind w:left="-6" w:right="0" w:hanging="11"/>
+        <w:jc w:val="both"/>
         <w:rPr>
           <w:bCs/>
           <w:szCs w:val="28"/>
@@ -1181,8 +1183,33 @@
           <w:rFonts w:hint="eastAsia"/>
           <w:bCs/>
           <w:szCs w:val="28"/>
+        </w:rPr>
+        <w:t>這首《武陵春》是</w:t>
+      </w:r>
+      <w:r>
+        <w:rPr>
+          <w:rFonts w:hint="eastAsia"/>
+          <w:bCs/>
+          <w:szCs w:val="28"/>
           <w:u w:val="single"/>
         </w:rPr>
+        <w:t>宋代</w:t>
+      </w:r>
+      <w:r>
+        <w:rPr>
+          <w:rFonts w:hint="eastAsia"/>
+          <w:bCs/>
+          <w:szCs w:val="28"/>
+        </w:rPr>
+        <w:t>詞人</w:t>
+      </w:r>
+      <w:r>
+        <w:rPr>
+          <w:rFonts w:hint="eastAsia"/>
+          <w:bCs/>
+          <w:szCs w:val="28"/>
+          <w:u w:val="single"/>
+        </w:rPr>
         <w:t>李清照</w:t>
       </w:r>
       <w:r>
@@ -1191,7 +1218,7 @@
           <w:bCs/>
           <w:szCs w:val="28"/>
         </w:rPr>
-        <w:t>出身書香門第，早年生活優裕。出嫁後，與丈夫</w:t>
+        <w:t>晚年避難</w:t>
       </w:r>
       <w:r>
         <w:rPr>
@@ -1200,7 +1227,7 @@
           <w:szCs w:val="28"/>
           <w:u w:val="single"/>
         </w:rPr>
-        <w:t>趙明誠</w:t>
+        <w:t>浙江</w:t>
       </w:r>
       <w:r>
         <w:rPr>
@@ -1208,7 +1235,24 @@
           <w:bCs/>
           <w:szCs w:val="28"/>
         </w:rPr>
-        <w:t>志趣相投，生活美滿。然而好景不長，</w:t>
+        <w:t xml:space="preserve"> </w:t>
+      </w:r>
+      <w:r>
+        <w:rPr>
+          <w:rFonts w:hint="eastAsia"/>
+          <w:bCs/>
+          <w:szCs w:val="28"/>
+          <w:u w:val="single"/>
+        </w:rPr>
+        <w:t>金華</w:t>
+      </w:r>
+      <w:r>
+        <w:rPr>
+          <w:rFonts w:hint="eastAsia"/>
+          <w:bCs/>
+          <w:szCs w:val="28"/>
+        </w:rPr>
+        <w:t>時所作。此時的她經歷了</w:t>
       </w:r>
       <w:proofErr w:type="gramStart"/>
       <w:r>
@@ -1216,17 +1260,26 @@
           <w:rFonts w:hint="eastAsia"/>
           <w:bCs/>
           <w:szCs w:val="28"/>
-          <w:u w:val="single"/>
-        </w:rPr>
-        <w:t>金</w:t>
-      </w:r>
+        </w:rPr>
+        <w:t>國破、家亡</w:t>
+      </w:r>
+      <w:proofErr w:type="gramEnd"/>
       <w:r>
         <w:rPr>
           <w:rFonts w:hint="eastAsia"/>
           <w:bCs/>
           <w:szCs w:val="28"/>
         </w:rPr>
-        <w:t>兵入據</w:t>
+        <w:t>、夫死、文物喪失的連番打擊，</w:t>
+      </w:r>
+      <w:proofErr w:type="gramStart"/>
+      <w:r>
+        <w:rPr>
+          <w:rFonts w:hint="eastAsia"/>
+          <w:bCs/>
+          <w:szCs w:val="28"/>
+        </w:rPr>
+        <w:t>全詞以</w:t>
       </w:r>
       <w:proofErr w:type="gramEnd"/>
       <w:r>
@@ -1235,16 +1288,31 @@
           <w:bCs/>
           <w:szCs w:val="28"/>
         </w:rPr>
-        <w:t>中原，</w:t>
+        <w:t>「愁」為核心，將暮春之景與</w:t>
+      </w:r>
+      <w:r>
+        <w:rPr>
+          <w:rFonts w:hint="eastAsia"/>
+          <w:b/>
+          <w:szCs w:val="28"/>
+        </w:rPr>
+        <w:t>深重</w:t>
       </w:r>
       <w:r>
         <w:rPr>
           <w:rFonts w:hint="eastAsia"/>
           <w:bCs/>
           <w:szCs w:val="28"/>
-          <w:u w:val="single"/>
-        </w:rPr>
-        <w:t>北宋</w:t>
+        </w:rPr>
+        <w:t>身世之悲完美融合，</w:t>
+      </w:r>
+      <w:r>
+        <w:rPr>
+          <w:rFonts w:hint="eastAsia"/>
+          <w:b/>
+          <w:szCs w:val="28"/>
+        </w:rPr>
+        <w:t>字字泣血</w:t>
       </w:r>
       <w:r>
         <w:rPr>
@@ -1252,81 +1320,14 @@
           <w:bCs/>
           <w:szCs w:val="28"/>
         </w:rPr>
-        <w:t>王朝迅速沒落，</w:t>
-      </w:r>
-      <w:r>
-        <w:rPr>
-          <w:bCs/>
-          <w:szCs w:val="28"/>
-        </w:rPr>
-        <w:t xml:space="preserve"> 統治者建起了偏安</w:t>
-      </w:r>
-      <w:proofErr w:type="gramStart"/>
-      <w:r>
-        <w:rPr>
-          <w:bCs/>
-          <w:szCs w:val="28"/>
-        </w:rPr>
-        <w:t>一</w:t>
-      </w:r>
-      <w:proofErr w:type="gramEnd"/>
-      <w:r>
-        <w:rPr>
-          <w:bCs/>
-          <w:szCs w:val="28"/>
-        </w:rPr>
-        <w:t>隅的</w:t>
-      </w:r>
-      <w:r>
-        <w:rPr>
-          <w:bCs/>
-          <w:szCs w:val="28"/>
-          <w:u w:val="single"/>
-        </w:rPr>
-        <w:t>南宋</w:t>
-      </w:r>
-      <w:r>
-        <w:rPr>
-          <w:bCs/>
-          <w:szCs w:val="28"/>
-        </w:rPr>
-        <w:t>小朝廷。</w:t>
-      </w:r>
-      <w:r>
-        <w:rPr>
-          <w:bCs/>
-          <w:szCs w:val="28"/>
-          <w:u w:val="single"/>
-        </w:rPr>
-        <w:t>李清照</w:t>
-      </w:r>
-      <w:r>
-        <w:rPr>
-          <w:bCs/>
-          <w:szCs w:val="28"/>
-        </w:rPr>
-        <w:t>夫婦流落南方，不久</w:t>
-      </w:r>
-      <w:r>
-        <w:rPr>
-          <w:bCs/>
-          <w:szCs w:val="28"/>
-          <w:u w:val="single"/>
-        </w:rPr>
-        <w:t>趙明誠</w:t>
-      </w:r>
-      <w:r>
-        <w:rPr>
-          <w:bCs/>
-          <w:szCs w:val="28"/>
-        </w:rPr>
-        <w:t>病死，她孤苦零丁，艱難度日。</w:t>
+        <w:t>，感人至深。</w:t>
       </w:r>
     </w:p>
     <w:p>
       <w:pPr>
-        <w:spacing w:after="0" w:line="420" w:lineRule="exact"/>
+        <w:spacing w:after="0" w:line="480" w:lineRule="exact"/>
         <w:ind w:left="-6" w:right="0" w:hanging="11"/>
+        <w:jc w:val="both"/>
         <w:rPr>
           <w:bCs/>
           <w:szCs w:val="28"/>
@@ -1346,7 +1347,7 @@
           <w:bCs/>
           <w:szCs w:val="28"/>
         </w:rPr>
-        <w:t>這</w:t>
+        <w:t>詞的上片從暮春殘景切入，起筆「</w:t>
       </w:r>
       <w:proofErr w:type="gramStart"/>
       <w:r>
@@ -1355,7 +1356,7 @@
           <w:bCs/>
           <w:szCs w:val="28"/>
         </w:rPr>
-        <w:t>首詞作於</w:t>
+        <w:t>風住塵</w:t>
       </w:r>
       <w:proofErr w:type="gramEnd"/>
       <w:r>
@@ -1363,191 +1364,208 @@
           <w:rFonts w:hint="eastAsia"/>
           <w:bCs/>
           <w:szCs w:val="28"/>
-          <w:u w:val="single"/>
-        </w:rPr>
-        <w:t>南宋</w:t>
-      </w:r>
+        </w:rPr>
+        <w:t>香花已盡，日</w:t>
+      </w:r>
+      <w:proofErr w:type="gramStart"/>
       <w:r>
         <w:rPr>
           <w:rFonts w:hint="eastAsia"/>
           <w:bCs/>
           <w:szCs w:val="28"/>
         </w:rPr>
-        <w:t xml:space="preserve"> </w:t>
-      </w:r>
+        <w:t>晚倦梳頭</w:t>
+      </w:r>
+      <w:proofErr w:type="gramEnd"/>
       <w:r>
         <w:rPr>
           <w:rFonts w:hint="eastAsia"/>
           <w:bCs/>
           <w:szCs w:val="28"/>
-          <w:u w:val="single"/>
-        </w:rPr>
-        <w:t>高宗</w:t>
-      </w:r>
+        </w:rPr>
+        <w:t>」，</w:t>
+      </w:r>
+      <w:proofErr w:type="gramStart"/>
       <w:r>
         <w:rPr>
           <w:rFonts w:hint="eastAsia"/>
           <w:bCs/>
           <w:szCs w:val="28"/>
         </w:rPr>
-        <w:t xml:space="preserve"> </w:t>
-      </w:r>
+        <w:t>一</w:t>
+      </w:r>
+      <w:proofErr w:type="gramEnd"/>
       <w:r>
         <w:rPr>
           <w:rFonts w:hint="eastAsia"/>
           <w:bCs/>
           <w:szCs w:val="28"/>
-          <w:u w:val="single"/>
-        </w:rPr>
-        <w:t>紹興</w:t>
-      </w:r>
+        </w:rPr>
+        <w:t>冷清</w:t>
+      </w:r>
+      <w:proofErr w:type="gramStart"/>
       <w:r>
         <w:rPr>
           <w:rFonts w:hint="eastAsia"/>
           <w:bCs/>
           <w:szCs w:val="28"/>
         </w:rPr>
-        <w:t>五年（公元</w:t>
-      </w:r>
-      <w:r>
-        <w:rPr>
+        <w:t>一</w:t>
+      </w:r>
+      <w:proofErr w:type="gramEnd"/>
+      <w:r>
+        <w:rPr>
+          <w:rFonts w:hint="eastAsia"/>
+          <w:b/>
+          <w:szCs w:val="28"/>
+        </w:rPr>
+        <w:t>慵懶</w:t>
+      </w:r>
+      <w:r>
+        <w:rPr>
+          <w:rFonts w:hint="eastAsia"/>
           <w:bCs/>
           <w:szCs w:val="28"/>
         </w:rPr>
-        <w:t>1135年），時年作者53歲，與她</w:t>
-      </w:r>
-      <w:r>
-        <w:rPr>
+        <w:t>，奠定</w:t>
+      </w:r>
+      <w:proofErr w:type="gramStart"/>
+      <w:r>
+        <w:rPr>
+          <w:rFonts w:hint="eastAsia"/>
+          <w:bCs/>
+          <w:szCs w:val="28"/>
+        </w:rPr>
+        <w:t>了全詞的</w:t>
+      </w:r>
+      <w:proofErr w:type="gramEnd"/>
+      <w:r>
+        <w:rPr>
+          <w:rFonts w:hint="eastAsia"/>
+          <w:bCs/>
+          <w:szCs w:val="28"/>
+        </w:rPr>
+        <w:t>哀傷基調。「</w:t>
+      </w:r>
+      <w:proofErr w:type="gramStart"/>
+      <w:r>
+        <w:rPr>
+          <w:rFonts w:hint="eastAsia"/>
+          <w:bCs/>
+          <w:szCs w:val="28"/>
+        </w:rPr>
+        <w:t>風住塵香</w:t>
+      </w:r>
+      <w:proofErr w:type="gramEnd"/>
+      <w:r>
+        <w:rPr>
+          <w:rFonts w:hint="eastAsia"/>
+          <w:bCs/>
+          <w:szCs w:val="28"/>
+        </w:rPr>
+        <w:t>」寫出了狂風橫掃、</w:t>
+      </w:r>
+      <w:proofErr w:type="gramStart"/>
+      <w:r>
+        <w:rPr>
+          <w:rFonts w:hint="eastAsia"/>
+          <w:bCs/>
+          <w:szCs w:val="28"/>
+        </w:rPr>
+        <w:t>落花化泥的</w:t>
+      </w:r>
+      <w:proofErr w:type="gramEnd"/>
+      <w:r>
+        <w:rPr>
+          <w:rFonts w:hint="eastAsia"/>
           <w:b/>
           <w:szCs w:val="28"/>
         </w:rPr>
-        <w:t>相濡以沫</w:t>
-      </w:r>
-      <w:r>
-        <w:rPr>
+        <w:t>慘澹</w:t>
+      </w:r>
+      <w:r>
+        <w:rPr>
+          <w:rFonts w:hint="eastAsia"/>
           <w:bCs/>
           <w:szCs w:val="28"/>
         </w:rPr>
-        <w:t>的丈夫</w:t>
-      </w:r>
-      <w:r>
-        <w:rPr>
+        <w:t>，也是詞人青春與幸福消逝的象徵。因為「物是人非事事休」，生活已無指望，詞人連晨起梳妝的興致都已喪失，只能「日</w:t>
+      </w:r>
+      <w:proofErr w:type="gramStart"/>
+      <w:r>
+        <w:rPr>
+          <w:rFonts w:hint="eastAsia"/>
           <w:bCs/>
           <w:szCs w:val="28"/>
-          <w:u w:val="single"/>
-        </w:rPr>
-        <w:t>趙明誠</w:t>
-      </w:r>
-      <w:r>
-        <w:rPr>
+        </w:rPr>
+        <w:t>晚倦梳頭</w:t>
+      </w:r>
+      <w:proofErr w:type="gramEnd"/>
+      <w:r>
+        <w:rPr>
+          <w:rFonts w:hint="eastAsia"/>
           <w:bCs/>
           <w:szCs w:val="28"/>
         </w:rPr>
-        <w:t>於6年前去世。在</w:t>
+        <w:t>」。當她試圖向人訴說心中的悲苦時</w:t>
       </w:r>
       <w:r>
         <w:rPr>
           <w:bCs/>
           <w:szCs w:val="28"/>
-          <w:u w:val="single"/>
-        </w:rPr>
-        <w:t>金國</w:t>
-      </w:r>
-      <w:r>
-        <w:rPr>
-          <w:b/>
-          <w:szCs w:val="28"/>
-        </w:rPr>
-        <w:t>鐵騎</w:t>
-      </w:r>
-      <w:r>
-        <w:rPr>
+        </w:rPr>
+        <w:br/>
+      </w:r>
+      <w:r>
+        <w:rPr>
+          <w:rFonts w:hint="eastAsia"/>
           <w:bCs/>
           <w:szCs w:val="28"/>
         </w:rPr>
-        <w:t>的煙塵中</w:t>
-      </w:r>
-      <w:r>
-        <w:rPr>
-          <w:b/>
-          <w:szCs w:val="28"/>
-        </w:rPr>
-        <w:t>輾轉</w:t>
-      </w:r>
-      <w:r>
-        <w:rPr>
+        <w:t>，卻落得「欲語</w:t>
+      </w:r>
+      <w:proofErr w:type="gramStart"/>
+      <w:r>
+        <w:rPr>
+          <w:rFonts w:hint="eastAsia"/>
           <w:bCs/>
           <w:szCs w:val="28"/>
         </w:rPr>
-        <w:t>天涯，國破家亡、處境艱危，她視作珍寶的大批書籍文物又在逃難中損毀，</w:t>
+        <w:t>淚先流</w:t>
+      </w:r>
+      <w:proofErr w:type="gramEnd"/>
+      <w:r>
+        <w:rPr>
+          <w:rFonts w:hint="eastAsia"/>
+          <w:bCs/>
+          <w:szCs w:val="28"/>
+        </w:rPr>
+        <w:t>」的境地。這五字極其傳神，寫出了悲傷壓抑至極、無處宣</w:t>
       </w:r>
       <w:proofErr w:type="gramStart"/>
       <w:r>
         <w:rPr>
+          <w:rFonts w:hint="eastAsia"/>
           <w:bCs/>
           <w:szCs w:val="28"/>
         </w:rPr>
-        <w:t>一</w:t>
+        <w:t>洩</w:t>
       </w:r>
       <w:proofErr w:type="gramEnd"/>
       <w:r>
         <w:rPr>
+          <w:rFonts w:hint="eastAsia"/>
           <w:bCs/>
           <w:szCs w:val="28"/>
         </w:rPr>
-        <w:t>個個打擊</w:t>
-      </w:r>
-      <w:r>
-        <w:rPr>
-          <w:b/>
-          <w:szCs w:val="28"/>
-        </w:rPr>
-        <w:t>接踵</w:t>
-      </w:r>
-      <w:r>
-        <w:rPr>
-          <w:bCs/>
-          <w:szCs w:val="28"/>
-        </w:rPr>
-        <w:t>而來，使她的處境極</w:t>
-      </w:r>
-      <w:r>
-        <w:rPr>
-          <w:rFonts w:hint="eastAsia"/>
-          <w:bCs/>
-          <w:szCs w:val="28"/>
-        </w:rPr>
-        <w:t>為</w:t>
-      </w:r>
-      <w:r>
-        <w:rPr>
-          <w:rFonts w:hint="eastAsia"/>
-          <w:bCs/>
-          <w:szCs w:val="28"/>
-        </w:rPr>
-        <w:t>悽慘，內心極其悲痛，人生的破滅感時時籠罩著她，這首詞中所</w:t>
-      </w:r>
-      <w:r>
-        <w:rPr>
-          <w:rFonts w:hint="eastAsia"/>
-          <w:b/>
-          <w:szCs w:val="28"/>
-        </w:rPr>
-        <w:t>反映</w:t>
-      </w:r>
-      <w:r>
-        <w:rPr>
-          <w:rFonts w:hint="eastAsia"/>
-          <w:bCs/>
-          <w:szCs w:val="28"/>
-        </w:rPr>
-        <w:t>的正是她真實的生活片斷和思想情感。</w:t>
+        <w:t>的生理與心理狀態。</w:t>
       </w:r>
     </w:p>
     <w:p>
       <w:pPr>
-        <w:spacing w:after="0" w:line="420" w:lineRule="exact"/>
+        <w:spacing w:after="0" w:line="480" w:lineRule="exact"/>
         <w:ind w:left="-6" w:right="0" w:hanging="11"/>
+        <w:jc w:val="both"/>
         <w:rPr>
           <w:bCs/>
           <w:szCs w:val="28"/>
@@ -1559,6 +1577,7 @@
           <w:bCs/>
           <w:szCs w:val="28"/>
         </w:rPr>
+        <w:lastRenderedPageBreak/>
         <w:t xml:space="preserve">    </w:t>
       </w:r>
       <w:r>
@@ -1567,7 +1586,7 @@
           <w:bCs/>
           <w:szCs w:val="28"/>
         </w:rPr>
-        <w:t>《武陵春》借暮春之景，寫出了詞人內心深處的苦悶和憂愁。上</w:t>
+        <w:t>下片筆鋒一轉，由極度的壓抑轉為動態的尋求釋懷。「聞說</w:t>
       </w:r>
       <w:proofErr w:type="gramStart"/>
       <w:r>
@@ -1576,7 +1595,7 @@
           <w:bCs/>
           <w:szCs w:val="28"/>
         </w:rPr>
-        <w:t>片首句寫</w:t>
+        <w:t>雙溪春尚好</w:t>
       </w:r>
       <w:proofErr w:type="gramEnd"/>
       <w:r>
@@ -1585,7 +1604,7 @@
           <w:bCs/>
           <w:szCs w:val="28"/>
         </w:rPr>
-        <w:t>眼前所見：暮春天氣，東風過處，落紅</w:t>
+        <w:t>，</w:t>
       </w:r>
       <w:proofErr w:type="gramStart"/>
       <w:r>
@@ -1594,7 +1613,7 @@
           <w:bCs/>
           <w:szCs w:val="28"/>
         </w:rPr>
-        <w:t>無數，</w:t>
+        <w:t>也擬泛輕舟</w:t>
       </w:r>
       <w:proofErr w:type="gramEnd"/>
       <w:r>
@@ -1603,7 +1622,24 @@
           <w:bCs/>
           <w:szCs w:val="28"/>
         </w:rPr>
-        <w:t>曾經繁</w:t>
+        <w:t>」，聽聞</w:t>
+      </w:r>
+      <w:r>
+        <w:rPr>
+          <w:rFonts w:hint="eastAsia"/>
+          <w:bCs/>
+          <w:szCs w:val="28"/>
+          <w:u w:val="single"/>
+        </w:rPr>
+        <w:t>雙溪</w:t>
+      </w:r>
+      <w:r>
+        <w:rPr>
+          <w:rFonts w:hint="eastAsia"/>
+          <w:bCs/>
+          <w:szCs w:val="28"/>
+        </w:rPr>
+        <w:t>春光依舊，詞人也曾動過「泛舟散心」的念頭。這個「擬」字用</w:t>
       </w:r>
       <w:proofErr w:type="gramStart"/>
       <w:r>
@@ -1612,7 +1648,7 @@
           <w:bCs/>
           <w:szCs w:val="28"/>
         </w:rPr>
-        <w:t>花滿枝如今</w:t>
+        <w:t>得極妙</w:t>
       </w:r>
       <w:proofErr w:type="gramEnd"/>
       <w:r>
@@ -1621,298 +1657,14 @@
           <w:bCs/>
           <w:szCs w:val="28"/>
         </w:rPr>
-        <w:t>都零落成泥</w:t>
-      </w:r>
-      <w:proofErr w:type="gramStart"/>
-      <w:r>
-        <w:rPr>
-          <w:rFonts w:hint="eastAsia"/>
-          <w:b/>
-          <w:szCs w:val="28"/>
-        </w:rPr>
-        <w:t>碾</w:t>
-      </w:r>
-      <w:r>
-        <w:rPr>
-          <w:rFonts w:hint="eastAsia"/>
-          <w:bCs/>
-          <w:szCs w:val="28"/>
-        </w:rPr>
-        <w:t>作塵</w:t>
-      </w:r>
-      <w:proofErr w:type="gramEnd"/>
-      <w:r>
-        <w:rPr>
-          <w:rFonts w:hint="eastAsia"/>
-          <w:bCs/>
-          <w:szCs w:val="28"/>
-        </w:rPr>
-        <w:t>，一片春光最後只</w:t>
-      </w:r>
-      <w:proofErr w:type="gramStart"/>
-      <w:r>
-        <w:rPr>
-          <w:rFonts w:hint="eastAsia"/>
-          <w:bCs/>
-          <w:szCs w:val="28"/>
-        </w:rPr>
-        <w:t>剩</w:t>
-      </w:r>
-      <w:r>
-        <w:rPr>
-          <w:rFonts w:hint="eastAsia"/>
-          <w:b/>
-          <w:szCs w:val="28"/>
-        </w:rPr>
-        <w:t>香魂</w:t>
-      </w:r>
-      <w:proofErr w:type="gramEnd"/>
-      <w:r>
-        <w:rPr>
-          <w:rFonts w:hint="eastAsia"/>
-          <w:bCs/>
-          <w:szCs w:val="28"/>
-        </w:rPr>
-        <w:t>一縷。多像她這一生，成長於仕宦之家，終老於流離之中，也像這曾經表面繁華的</w:t>
-      </w:r>
-      <w:r>
-        <w:rPr>
-          <w:rFonts w:hint="eastAsia"/>
-          <w:bCs/>
-          <w:szCs w:val="28"/>
-        </w:rPr>
-        <w:t>「</w:t>
-      </w:r>
-      <w:r>
-        <w:rPr>
-          <w:rFonts w:hint="eastAsia"/>
-          <w:bCs/>
-          <w:szCs w:val="28"/>
-        </w:rPr>
-        <w:t>大宋</w:t>
-      </w:r>
-      <w:r>
-        <w:rPr>
-          <w:rFonts w:hint="eastAsia"/>
-          <w:bCs/>
-          <w:szCs w:val="28"/>
-        </w:rPr>
-        <w:t>帝國</w:t>
-      </w:r>
-      <w:r>
-        <w:rPr>
-          <w:rFonts w:hint="eastAsia"/>
-          <w:bCs/>
-          <w:szCs w:val="28"/>
-        </w:rPr>
-        <w:t>」</w:t>
-      </w:r>
-      <w:r>
-        <w:rPr>
-          <w:rFonts w:hint="eastAsia"/>
-          <w:bCs/>
-          <w:szCs w:val="28"/>
-        </w:rPr>
-        <w:t>，</w:t>
-      </w:r>
-      <w:r>
-        <w:rPr>
-          <w:bCs/>
-          <w:szCs w:val="28"/>
-        </w:rPr>
-        <w:t>GDP居全世界80%，一遇外患便</w:t>
-      </w:r>
-      <w:hyperlink r:id="rId8" w:history="1">
-        <w:r>
-          <w:rPr>
-            <w:rStyle w:val="a8"/>
-            <w:bCs/>
-            <w:szCs w:val="28"/>
-          </w:rPr>
-          <w:t>忽</w:t>
-        </w:r>
-        <w:proofErr w:type="gramStart"/>
-        <w:r>
-          <w:rPr>
-            <w:rStyle w:val="a8"/>
-            <w:bCs/>
-            <w:szCs w:val="28"/>
-          </w:rPr>
-          <w:t>喇喇</w:t>
-        </w:r>
-        <w:proofErr w:type="gramEnd"/>
-        <w:r>
-          <w:rPr>
-            <w:rStyle w:val="a8"/>
-            <w:bCs/>
-            <w:szCs w:val="28"/>
-          </w:rPr>
-          <w:t>似大廈傾</w:t>
-        </w:r>
-      </w:hyperlink>
-      <w:r>
-        <w:rPr>
-          <w:bCs/>
-          <w:szCs w:val="28"/>
-        </w:rPr>
-        <w:t>，致使無數生靈塗炭，</w:t>
-      </w:r>
-      <w:proofErr w:type="gramStart"/>
-      <w:r>
-        <w:rPr>
-          <w:bCs/>
-          <w:szCs w:val="28"/>
-        </w:rPr>
-        <w:t>化作塵泥</w:t>
-      </w:r>
-      <w:proofErr w:type="gramEnd"/>
-      <w:r>
-        <w:rPr>
-          <w:bCs/>
-          <w:szCs w:val="28"/>
-        </w:rPr>
-        <w:t>。這樣的家國喪亂之痛、身世</w:t>
-      </w:r>
-      <w:r>
-        <w:rPr>
-          <w:b/>
-          <w:szCs w:val="28"/>
-        </w:rPr>
-        <w:t>飄蓬</w:t>
-      </w:r>
-      <w:proofErr w:type="gramStart"/>
-      <w:r>
-        <w:rPr>
-          <w:bCs/>
-          <w:szCs w:val="28"/>
-        </w:rPr>
-        <w:t>之</w:t>
-      </w:r>
-      <w:proofErr w:type="gramEnd"/>
-      <w:r>
-        <w:rPr>
-          <w:bCs/>
-          <w:szCs w:val="28"/>
-        </w:rPr>
-        <w:t>感不是親歷者誰能感同身受，</w:t>
-      </w:r>
-      <w:proofErr w:type="gramStart"/>
-      <w:r>
-        <w:rPr>
-          <w:bCs/>
-          <w:szCs w:val="28"/>
-        </w:rPr>
-        <w:t>這愁恨是</w:t>
-      </w:r>
-      <w:proofErr w:type="gramEnd"/>
-      <w:r>
-        <w:rPr>
-          <w:bCs/>
-          <w:szCs w:val="28"/>
-        </w:rPr>
-        <w:t>如此深重，使一向愛美的詩人也終日懶得梳妝。</w:t>
-      </w:r>
-      <w:r>
-        <w:rPr>
-          <w:b/>
-          <w:szCs w:val="28"/>
-        </w:rPr>
-        <w:t>舉目</w:t>
-      </w:r>
-      <w:r>
-        <w:rPr>
-          <w:bCs/>
-          <w:szCs w:val="28"/>
-        </w:rPr>
-        <w:t>四望，山河風景依舊，江山卻將易主，相親相愛的丈夫也已先她而去，在這戰亂頻仍、</w:t>
-      </w:r>
-      <w:proofErr w:type="gramStart"/>
-      <w:r>
-        <w:rPr>
-          <w:b/>
-          <w:szCs w:val="28"/>
-        </w:rPr>
-        <w:t>人命危淺</w:t>
-      </w:r>
-      <w:r>
-        <w:rPr>
-          <w:bCs/>
-          <w:szCs w:val="28"/>
-        </w:rPr>
-        <w:t>的</w:t>
-      </w:r>
-      <w:proofErr w:type="gramEnd"/>
-      <w:r>
-        <w:rPr>
-          <w:rFonts w:hint="eastAsia"/>
-          <w:bCs/>
-          <w:szCs w:val="28"/>
-        </w:rPr>
-        <w:t>時局中，就是有萬般感慨，又</w:t>
-      </w:r>
-      <w:r>
-        <w:rPr>
-          <w:rFonts w:hint="eastAsia"/>
-          <w:bCs/>
-          <w:szCs w:val="28"/>
-        </w:rPr>
-        <w:t>無處</w:t>
-      </w:r>
-      <w:r>
-        <w:rPr>
-          <w:rFonts w:hint="eastAsia"/>
-          <w:bCs/>
-          <w:szCs w:val="28"/>
-        </w:rPr>
-        <w:t>去傾訴，</w:t>
-      </w:r>
-      <w:r>
-        <w:rPr>
-          <w:rFonts w:hint="eastAsia"/>
-          <w:bCs/>
-          <w:szCs w:val="28"/>
-        </w:rPr>
-        <w:t>不禁</w:t>
-      </w:r>
-      <w:r>
-        <w:rPr>
-          <w:rFonts w:hint="eastAsia"/>
-          <w:bCs/>
-          <w:szCs w:val="28"/>
-        </w:rPr>
-        <w:t>淚流滿面，無語</w:t>
-      </w:r>
-      <w:r>
-        <w:rPr>
-          <w:rFonts w:hint="eastAsia"/>
-          <w:b/>
-          <w:szCs w:val="28"/>
-        </w:rPr>
-        <w:t>凝</w:t>
-      </w:r>
-      <w:proofErr w:type="gramStart"/>
-      <w:r>
-        <w:rPr>
-          <w:rFonts w:hint="eastAsia"/>
-          <w:b/>
-          <w:szCs w:val="28"/>
-        </w:rPr>
-        <w:t>噎</w:t>
-      </w:r>
-      <w:proofErr w:type="gramEnd"/>
-      <w:r>
-        <w:rPr>
-          <w:rFonts w:hint="eastAsia"/>
-          <w:bCs/>
-          <w:szCs w:val="28"/>
-        </w:rPr>
-        <w:t>。</w:t>
+        <w:t>，展現了她試圖擺脫悲哀、向著美好生活掙扎的微弱努力。</w:t>
       </w:r>
     </w:p>
     <w:p>
       <w:pPr>
-        <w:spacing w:after="0" w:line="420" w:lineRule="exact"/>
+        <w:spacing w:after="0" w:line="480" w:lineRule="exact"/>
         <w:ind w:left="-6" w:right="0" w:hanging="11"/>
+        <w:jc w:val="both"/>
         <w:rPr>
           <w:bCs/>
           <w:szCs w:val="28"/>
@@ -1924,7 +1676,6 @@
           <w:bCs/>
           <w:szCs w:val="28"/>
         </w:rPr>
-        <w:lastRenderedPageBreak/>
         <w:t xml:space="preserve">    </w:t>
       </w:r>
       <w:r>
@@ -1933,7 +1684,7 @@
           <w:bCs/>
           <w:szCs w:val="28"/>
         </w:rPr>
-        <w:t>下</w:t>
+        <w:t>然而，這種短暫的希望隨即被更深</w:t>
       </w:r>
       <w:proofErr w:type="gramStart"/>
       <w:r>
@@ -1942,7 +1693,7 @@
           <w:bCs/>
           <w:szCs w:val="28"/>
         </w:rPr>
-        <w:t>片首句拋開</w:t>
+        <w:t>沉</w:t>
       </w:r>
       <w:proofErr w:type="gramEnd"/>
       <w:r>
@@ -1951,7 +1702,7 @@
           <w:bCs/>
           <w:szCs w:val="28"/>
         </w:rPr>
-        <w:t>眼前愁緒，「聞說</w:t>
+        <w:t>的現實壓碎。「只恐雙溪</w:t>
       </w:r>
       <w:proofErr w:type="gramStart"/>
       <w:r>
@@ -1960,7 +1711,7 @@
           <w:bCs/>
           <w:szCs w:val="28"/>
         </w:rPr>
-        <w:t>雙溪春尚好</w:t>
+        <w:t>舴艋舟</w:t>
       </w:r>
       <w:proofErr w:type="gramEnd"/>
       <w:r>
@@ -1969,7 +1720,7 @@
           <w:bCs/>
           <w:szCs w:val="28"/>
         </w:rPr>
-        <w:t>，</w:t>
+        <w:t>，載不動</w:t>
       </w:r>
       <w:proofErr w:type="gramStart"/>
       <w:r>
@@ -1978,7 +1729,7 @@
           <w:bCs/>
           <w:szCs w:val="28"/>
         </w:rPr>
-        <w:t>也擬泛輕舟</w:t>
+        <w:t>許多愁</w:t>
       </w:r>
       <w:proofErr w:type="gramEnd"/>
       <w:r>
@@ -1987,16 +1738,52 @@
           <w:bCs/>
           <w:szCs w:val="28"/>
         </w:rPr>
-        <w:t>」，有才情的女子都是懂得生活、熱愛生活的人，聽說</w:t>
-      </w:r>
+        <w:t>」，一個「只恐」將讀者拉回現實。那</w:t>
+      </w:r>
+      <w:proofErr w:type="gramStart"/>
       <w:r>
         <w:rPr>
           <w:rFonts w:hint="eastAsia"/>
           <w:bCs/>
           <w:szCs w:val="28"/>
+        </w:rPr>
+        <w:t>如葉般輕</w:t>
+      </w:r>
+      <w:proofErr w:type="gramEnd"/>
+      <w:r>
+        <w:rPr>
+          <w:rFonts w:hint="eastAsia"/>
+          <w:bCs/>
+          <w:szCs w:val="28"/>
+        </w:rPr>
+        <w:t>小的「</w:t>
+      </w:r>
+      <w:proofErr w:type="gramStart"/>
+      <w:r>
+        <w:rPr>
+          <w:rFonts w:hint="eastAsia"/>
+          <w:bCs/>
+          <w:szCs w:val="28"/>
+        </w:rPr>
+        <w:t>舴艋舟</w:t>
+      </w:r>
+      <w:proofErr w:type="gramEnd"/>
+      <w:r>
+        <w:rPr>
+          <w:rFonts w:hint="eastAsia"/>
+          <w:bCs/>
+          <w:szCs w:val="28"/>
+        </w:rPr>
+        <w:t>」，如何載得起她心中如</w:t>
+      </w:r>
+      <w:r>
+        <w:rPr>
+          <w:rFonts w:hint="eastAsia"/>
+          <w:bCs/>
+          <w:szCs w:val="28"/>
           <w:u w:val="single"/>
         </w:rPr>
-        <w:t>雙溪</w:t>
+        <w:t>泰山</w:t>
       </w:r>
       <w:r>
         <w:rPr>
@@ -2004,355 +1791,16 @@
           <w:bCs/>
           <w:szCs w:val="28"/>
         </w:rPr>
-        <w:t>（</w:t>
-      </w:r>
-      <w:r>
-        <w:rPr>
-          <w:rFonts w:hint="eastAsia"/>
-          <w:bCs/>
-          <w:szCs w:val="28"/>
-          <w:u w:val="single"/>
-        </w:rPr>
-        <w:t>浙江</w:t>
-      </w:r>
-      <w:r>
-        <w:rPr>
-          <w:rFonts w:hint="eastAsia"/>
-          <w:bCs/>
-          <w:szCs w:val="28"/>
-        </w:rPr>
-        <w:t xml:space="preserve"> </w:t>
-      </w:r>
-      <w:r>
-        <w:rPr>
-          <w:rFonts w:hint="eastAsia"/>
-          <w:bCs/>
-          <w:szCs w:val="28"/>
-          <w:u w:val="single"/>
-        </w:rPr>
-        <w:t>金華</w:t>
-      </w:r>
-      <w:r>
-        <w:rPr>
-          <w:rFonts w:hint="eastAsia"/>
-          <w:bCs/>
-          <w:szCs w:val="28"/>
-        </w:rPr>
-        <w:t>的風景區）那邊春色尚好，她打算去那裡泛舟於清波之上，消解些許苦悶。接著詞鋒一轉，「只恐雙溪</w:t>
-      </w:r>
-      <w:proofErr w:type="gramStart"/>
-      <w:r>
-        <w:rPr>
-          <w:rFonts w:hint="eastAsia"/>
-          <w:bCs/>
-          <w:szCs w:val="28"/>
-        </w:rPr>
-        <w:t>舴艋舟</w:t>
-      </w:r>
-      <w:proofErr w:type="gramEnd"/>
-      <w:r>
-        <w:rPr>
-          <w:rFonts w:hint="eastAsia"/>
-          <w:bCs/>
-          <w:szCs w:val="28"/>
-        </w:rPr>
-        <w:t>，載不動</w:t>
-      </w:r>
-      <w:proofErr w:type="gramStart"/>
-      <w:r>
-        <w:rPr>
-          <w:rFonts w:hint="eastAsia"/>
-          <w:bCs/>
-          <w:szCs w:val="28"/>
-        </w:rPr>
-        <w:t>許多愁</w:t>
-      </w:r>
-      <w:proofErr w:type="gramEnd"/>
-      <w:r>
-        <w:rPr>
-          <w:rFonts w:hint="eastAsia"/>
-          <w:bCs/>
-          <w:szCs w:val="28"/>
-        </w:rPr>
-        <w:t>。」就怕那小</w:t>
-      </w:r>
-      <w:proofErr w:type="gramStart"/>
-      <w:r>
-        <w:rPr>
-          <w:rFonts w:hint="eastAsia"/>
-          <w:bCs/>
-          <w:szCs w:val="28"/>
-        </w:rPr>
-        <w:t>小的船兒</w:t>
-      </w:r>
-      <w:proofErr w:type="gramEnd"/>
-      <w:r>
-        <w:rPr>
-          <w:rFonts w:hint="eastAsia"/>
-          <w:bCs/>
-          <w:szCs w:val="28"/>
-        </w:rPr>
-        <w:t>，承載不了她如海深重的苦痛。看來還是</w:t>
-      </w:r>
-      <w:proofErr w:type="gramStart"/>
-      <w:r>
-        <w:rPr>
-          <w:rFonts w:hint="eastAsia"/>
-          <w:bCs/>
-          <w:szCs w:val="28"/>
-        </w:rPr>
-        <w:t>不</w:t>
-      </w:r>
-      <w:proofErr w:type="gramEnd"/>
-      <w:r>
-        <w:rPr>
-          <w:rFonts w:hint="eastAsia"/>
-          <w:bCs/>
-          <w:szCs w:val="28"/>
-        </w:rPr>
-        <w:t>用去了，如此艱難時世，哪裡能有一個美麗如她、愛國如她、才情如她的女子的</w:t>
-      </w:r>
-      <w:r>
-        <w:rPr>
-          <w:rFonts w:hint="eastAsia"/>
-          <w:b/>
-          <w:szCs w:val="28"/>
-        </w:rPr>
-        <w:t>苟安</w:t>
-      </w:r>
-      <w:proofErr w:type="gramStart"/>
-      <w:r>
-        <w:rPr>
-          <w:rFonts w:hint="eastAsia"/>
-          <w:bCs/>
-          <w:szCs w:val="28"/>
-        </w:rPr>
-        <w:t>之地呢</w:t>
-      </w:r>
-      <w:proofErr w:type="gramEnd"/>
-      <w:r>
-        <w:rPr>
-          <w:rFonts w:hint="eastAsia"/>
-          <w:bCs/>
-          <w:szCs w:val="28"/>
-        </w:rPr>
-        <w:t>！</w:t>
-      </w:r>
-      <w:r>
-        <w:rPr>
-          <w:rFonts w:hint="eastAsia"/>
-          <w:bCs/>
-          <w:szCs w:val="28"/>
-        </w:rPr>
-        <w:t>真是「</w:t>
-      </w:r>
-      <w:r>
-        <w:rPr>
-          <w:rFonts w:hint="eastAsia"/>
-          <w:b/>
-          <w:szCs w:val="28"/>
-        </w:rPr>
-        <w:t>腸一日而九回</w:t>
-      </w:r>
-      <w:r>
-        <w:rPr>
-          <w:rFonts w:hint="eastAsia"/>
-          <w:bCs/>
-          <w:szCs w:val="28"/>
-        </w:rPr>
-        <w:t>」，讀來令人</w:t>
-      </w:r>
-      <w:r>
-        <w:rPr>
-          <w:rFonts w:hint="eastAsia"/>
-          <w:b/>
-          <w:szCs w:val="28"/>
-        </w:rPr>
-        <w:t>揪心</w:t>
-      </w:r>
-      <w:r>
-        <w:rPr>
-          <w:rFonts w:hint="eastAsia"/>
-          <w:bCs/>
-          <w:szCs w:val="28"/>
-        </w:rPr>
-        <w:t>。</w:t>
-      </w:r>
-      <w:r>
-        <w:rPr>
-          <w:rFonts w:hint="eastAsia"/>
-          <w:bCs/>
-          <w:szCs w:val="28"/>
-          <w:u w:val="single"/>
-        </w:rPr>
-        <w:t>李後主</w:t>
-      </w:r>
-      <w:r>
-        <w:rPr>
-          <w:rFonts w:hint="eastAsia"/>
-          <w:bCs/>
-          <w:szCs w:val="28"/>
-        </w:rPr>
-        <w:t>有「</w:t>
-      </w:r>
-      <w:proofErr w:type="gramStart"/>
-      <w:r>
-        <w:rPr>
-          <w:rFonts w:hint="eastAsia"/>
-          <w:bCs/>
-          <w:szCs w:val="28"/>
-        </w:rPr>
-        <w:t>問君能有幾多愁</w:t>
-      </w:r>
-      <w:proofErr w:type="gramEnd"/>
-      <w:r>
-        <w:rPr>
-          <w:rFonts w:hint="eastAsia"/>
-          <w:bCs/>
-          <w:szCs w:val="28"/>
-        </w:rPr>
-        <w:t>？恰似</w:t>
-      </w:r>
-      <w:proofErr w:type="gramStart"/>
-      <w:r>
-        <w:rPr>
-          <w:rFonts w:hint="eastAsia"/>
-          <w:bCs/>
-          <w:szCs w:val="28"/>
-        </w:rPr>
-        <w:t>一</w:t>
-      </w:r>
-      <w:proofErr w:type="gramEnd"/>
-      <w:r>
-        <w:rPr>
-          <w:rFonts w:hint="eastAsia"/>
-          <w:bCs/>
-          <w:szCs w:val="28"/>
-        </w:rPr>
-        <w:t>江春水向東流。」</w:t>
-      </w:r>
-      <w:r>
-        <w:rPr>
-          <w:rFonts w:hint="eastAsia"/>
-          <w:bCs/>
-          <w:szCs w:val="28"/>
-          <w:u w:val="single"/>
-        </w:rPr>
-        <w:t>秦觀</w:t>
-      </w:r>
-      <w:r>
-        <w:rPr>
-          <w:rFonts w:hint="eastAsia"/>
-          <w:bCs/>
-          <w:szCs w:val="28"/>
-        </w:rPr>
-        <w:t>有「</w:t>
-      </w:r>
-      <w:hyperlink r:id="rId9" w:history="1">
-        <w:r>
-          <w:rPr>
-            <w:rStyle w:val="a8"/>
-            <w:rFonts w:hint="eastAsia"/>
-            <w:b/>
-            <w:szCs w:val="28"/>
-          </w:rPr>
-          <w:t>飛紅</w:t>
-        </w:r>
-        <w:proofErr w:type="gramStart"/>
-        <w:r>
-          <w:rPr>
-            <w:rStyle w:val="a8"/>
-            <w:rFonts w:hint="eastAsia"/>
-            <w:b/>
-            <w:szCs w:val="28"/>
-          </w:rPr>
-          <w:t>萬點愁如海</w:t>
-        </w:r>
-        <w:proofErr w:type="gramEnd"/>
-      </w:hyperlink>
-      <w:r>
-        <w:rPr>
-          <w:rFonts w:hint="eastAsia"/>
-          <w:bCs/>
-          <w:szCs w:val="28"/>
-        </w:rPr>
-        <w:t>」，都是以水喻愁，</w:t>
-      </w:r>
-      <w:proofErr w:type="gramStart"/>
-      <w:r>
-        <w:rPr>
-          <w:rFonts w:hint="eastAsia"/>
-          <w:bCs/>
-          <w:szCs w:val="28"/>
-        </w:rPr>
-        <w:t>而</w:t>
-      </w:r>
-      <w:r>
-        <w:rPr>
-          <w:rFonts w:hint="eastAsia"/>
-          <w:bCs/>
-          <w:szCs w:val="28"/>
-          <w:u w:val="single"/>
-        </w:rPr>
-        <w:t>易安</w:t>
-      </w:r>
-      <w:r>
-        <w:rPr>
-          <w:rFonts w:hint="eastAsia"/>
-          <w:bCs/>
-          <w:szCs w:val="28"/>
-        </w:rPr>
-        <w:t>卻能將愁進一步</w:t>
-      </w:r>
-      <w:proofErr w:type="gramEnd"/>
-      <w:r>
-        <w:rPr>
-          <w:rFonts w:hint="eastAsia"/>
-          <w:b/>
-          <w:szCs w:val="28"/>
-        </w:rPr>
-        <w:t>形象化</w:t>
-      </w:r>
-      <w:r>
-        <w:rPr>
-          <w:rFonts w:hint="eastAsia"/>
-          <w:bCs/>
-          <w:szCs w:val="28"/>
-        </w:rPr>
-        <w:t>為</w:t>
-      </w:r>
-      <w:r>
-        <w:rPr>
-          <w:rFonts w:hint="eastAsia"/>
-          <w:bCs/>
-          <w:szCs w:val="28"/>
-        </w:rPr>
-        <w:t>可以以船裝載的實物，使這深重</w:t>
-      </w:r>
-      <w:proofErr w:type="gramStart"/>
-      <w:r>
-        <w:rPr>
-          <w:rFonts w:hint="eastAsia"/>
-          <w:bCs/>
-          <w:szCs w:val="28"/>
-        </w:rPr>
-        <w:t>的愁思更有</w:t>
-      </w:r>
-      <w:proofErr w:type="gramEnd"/>
-      <w:r>
-        <w:rPr>
-          <w:rFonts w:hint="eastAsia"/>
-          <w:bCs/>
-          <w:szCs w:val="28"/>
-        </w:rPr>
-        <w:t>了可感可觸的質感。</w:t>
+        <w:t>般沉重的家國之恨與未亡人之悲？</w:t>
       </w:r>
     </w:p>
     <w:p>
       <w:pPr>
-        <w:spacing w:after="0" w:line="420" w:lineRule="exact"/>
+        <w:spacing w:after="0" w:line="480" w:lineRule="exact"/>
         <w:ind w:left="-6" w:right="0" w:hanging="11"/>
-        <w:rPr>
+        <w:jc w:val="both"/>
+        <w:rPr>
+          <w:rFonts w:hint="eastAsia"/>
           <w:bCs/>
           <w:spacing w:val="-6"/>
           <w:szCs w:val="28"/>
@@ -2366,13 +1814,72 @@
         </w:rPr>
         <w:t xml:space="preserve">    </w:t>
       </w:r>
+      <w:proofErr w:type="gramStart"/>
       <w:r>
         <w:rPr>
           <w:rFonts w:hint="eastAsia"/>
           <w:bCs/>
           <w:szCs w:val="28"/>
         </w:rPr>
-        <w:t>這首詞以「愁」起，以「愁」結，中間情緒一波三折，巧妙運用多種修辭手法，</w:t>
+        <w:t>本詞最為</w:t>
+      </w:r>
+      <w:proofErr w:type="gramEnd"/>
+      <w:r>
+        <w:rPr>
+          <w:rFonts w:hint="eastAsia"/>
+          <w:bCs/>
+          <w:szCs w:val="28"/>
+        </w:rPr>
+        <w:t>世人稱道的，是結尾對「愁」的藝術處理。</w:t>
+      </w:r>
+      <w:r>
+        <w:rPr>
+          <w:rFonts w:hint="eastAsia"/>
+          <w:bCs/>
+          <w:szCs w:val="28"/>
+          <w:u w:val="single"/>
+        </w:rPr>
+        <w:t>李清照</w:t>
+      </w:r>
+      <w:r>
+        <w:rPr>
+          <w:rFonts w:hint="eastAsia"/>
+          <w:bCs/>
+          <w:szCs w:val="28"/>
+        </w:rPr>
+        <w:t>發揮了高度的想像力，化虛為實，將抽象、無形、無重量的「愁」，具體化為有重量、有體積的實物</w:t>
+      </w:r>
+      <w:r>
+        <w:rPr>
+          <w:bCs/>
+          <w:szCs w:val="28"/>
+        </w:rPr>
+        <w:br/>
+      </w:r>
+      <w:r>
+        <w:rPr>
+          <w:rFonts w:hint="eastAsia"/>
+          <w:bCs/>
+          <w:szCs w:val="28"/>
+        </w:rPr>
+        <w:t>，甚至需要用「船」來承載。這種「化愁為重物」的寫法，不僅承襲了</w:t>
+      </w:r>
+      <w:r>
+        <w:rPr>
+          <w:rFonts w:hint="eastAsia"/>
+          <w:bCs/>
+          <w:szCs w:val="28"/>
+          <w:u w:val="single"/>
+        </w:rPr>
+        <w:t>李煜</w:t>
+      </w:r>
+      <w:r>
+        <w:rPr>
+          <w:rFonts w:hint="eastAsia"/>
+          <w:bCs/>
+          <w:szCs w:val="28"/>
+        </w:rPr>
+        <w:t>「</w:t>
       </w:r>
       <w:proofErr w:type="gramStart"/>
       <w:r>
@@ -2381,7 +1888,7 @@
           <w:bCs/>
           <w:szCs w:val="28"/>
         </w:rPr>
-        <w:t>融情於景</w:t>
+        <w:t>問君能有幾多愁</w:t>
       </w:r>
       <w:proofErr w:type="gramEnd"/>
       <w:r>
@@ -2390,74 +1897,59 @@
           <w:bCs/>
           <w:szCs w:val="28"/>
         </w:rPr>
-        <w:t>，渾然天成，給人以強烈的情感衝擊和藝術感染，</w:t>
-      </w:r>
+        <w:t>，恰似</w:t>
+      </w:r>
+      <w:proofErr w:type="gramStart"/>
       <w:r>
         <w:rPr>
           <w:rFonts w:hint="eastAsia"/>
           <w:bCs/>
           <w:szCs w:val="28"/>
-          <w:u w:val="single"/>
-        </w:rPr>
-        <w:t>李清照</w:t>
-      </w:r>
+        </w:rPr>
+        <w:t>一</w:t>
+      </w:r>
+      <w:proofErr w:type="gramEnd"/>
       <w:r>
         <w:rPr>
           <w:rFonts w:hint="eastAsia"/>
           <w:bCs/>
           <w:szCs w:val="28"/>
         </w:rPr>
-        <w:t>不愧</w:t>
-      </w:r>
+        <w:t>江春水向東流」的具體化手法，更在「載不動」</w:t>
+      </w:r>
+      <w:proofErr w:type="gramStart"/>
       <w:r>
         <w:rPr>
           <w:rFonts w:hint="eastAsia"/>
           <w:bCs/>
           <w:szCs w:val="28"/>
         </w:rPr>
-        <w:t>為</w:t>
-      </w:r>
+        <w:t>的擬物與</w:t>
+      </w:r>
+      <w:proofErr w:type="gramEnd"/>
       <w:r>
         <w:rPr>
           <w:rFonts w:hint="eastAsia"/>
           <w:bCs/>
           <w:szCs w:val="28"/>
         </w:rPr>
-        <w:t>「千古第一才女」。</w:t>
+        <w:t>誇張中，將愁緒的深重推向了</w:t>
+      </w:r>
+      <w:r>
+        <w:rPr>
+          <w:rFonts w:hint="eastAsia"/>
+          <w:b/>
+          <w:szCs w:val="28"/>
+        </w:rPr>
+        <w:t>無以復加</w:t>
       </w:r>
       <w:r>
         <w:rPr>
           <w:rFonts w:hint="eastAsia"/>
           <w:bCs/>
-          <w:spacing w:val="-6"/>
-          <w:szCs w:val="28"/>
-        </w:rPr>
-        <w:t>(資料來源：</w:t>
-      </w:r>
-      <w:hyperlink r:id="rId10" w:history="1">
-        <w:r>
-          <w:rPr>
-            <w:rStyle w:val="a8"/>
-            <w:bCs/>
-            <w:spacing w:val="-6"/>
-            <w:szCs w:val="28"/>
-          </w:rPr>
-          <w:t>https://ppfocus.com/0/cu0f10519.html</w:t>
-        </w:r>
-      </w:hyperlink>
-      <w:hyperlink r:id="rId11" w:history="1"/>
-      <w:hyperlink r:id="rId12" w:history="1"/>
-      <w:hyperlink r:id="rId13" w:history="1"/>
-      <w:hyperlink r:id="rId14" w:history="1"/>
-      <w:hyperlink r:id="rId15" w:history="1"/>
-      <w:r>
-        <w:rPr>
-          <w:rFonts w:hint="eastAsia"/>
-          <w:bCs/>
-          <w:spacing w:val="-6"/>
-          <w:szCs w:val="28"/>
-        </w:rPr>
-        <w:t>)</w:t>
+          <w:szCs w:val="28"/>
+        </w:rPr>
+        <w:t>的極致，成為千古絕唱。</w:t>
       </w:r>
     </w:p>
     <w:p>
@@ -2488,20 +1980,99 @@
           <w:ilvl w:val="0"/>
           <w:numId w:val="1"/>
         </w:numPr>
-        <w:spacing w:after="0" w:line="380" w:lineRule="exact"/>
-        <w:ind w:leftChars="0" w:right="0"/>
-      </w:pPr>
-      <w:r>
-        <w:rPr>
-          <w:rFonts w:hint="eastAsia"/>
-        </w:rPr>
-        <w:t>猶自：</w:t>
-      </w:r>
-      <w:r>
-        <w:rPr>
-          <w:rFonts w:hint="eastAsia"/>
-        </w:rPr>
-        <w:t>尚自、仍舊。</w:t>
+        <w:spacing w:after="0" w:line="440" w:lineRule="exact"/>
+        <w:ind w:leftChars="0" w:left="284" w:right="0" w:hanging="284"/>
+        <w:jc w:val="both"/>
+      </w:pPr>
+      <w:r>
+        <w:rPr>
+          <w:rFonts w:hint="eastAsia"/>
+        </w:rPr>
+        <w:t>深重</w:t>
+      </w:r>
+      <w:r>
+        <w:rPr>
+          <w:rFonts w:hint="eastAsia"/>
+        </w:rPr>
+        <w:t>：</w:t>
+      </w:r>
+      <w:r>
+        <w:rPr>
+          <w:rFonts w:hint="eastAsia"/>
+        </w:rPr>
+        <w:t>形容程度極深、分量極重。通常用來指感情、災難、罪業或負擔。</w:t>
+      </w:r>
+      <w:proofErr w:type="gramStart"/>
+      <w:r>
+        <w:rPr>
+          <w:rFonts w:hint="eastAsia"/>
+        </w:rPr>
+        <w:t>在詞中</w:t>
+      </w:r>
+      <w:proofErr w:type="gramEnd"/>
+      <w:r>
+        <w:br/>
+      </w:r>
+      <w:r>
+        <w:rPr>
+          <w:rFonts w:hint="eastAsia"/>
+        </w:rPr>
+        <w:t>，這不只是形容一般的憂傷，而是指詞人所承受的「多重悲劇</w:t>
+      </w:r>
+      <w:proofErr w:type="gramStart"/>
+      <w:r>
+        <w:rPr>
+          <w:rFonts w:hint="eastAsia"/>
+        </w:rPr>
+        <w:t>的疊加</w:t>
+      </w:r>
+      <w:proofErr w:type="gramEnd"/>
+      <w:r>
+        <w:rPr>
+          <w:rFonts w:hint="eastAsia"/>
+        </w:rPr>
+        <w:t>」。這份愁苦裡，包含了家國破碎的亡國之痛、與丈夫</w:t>
+      </w:r>
+      <w:r>
+        <w:rPr>
+          <w:rFonts w:hint="eastAsia"/>
+          <w:u w:val="single"/>
+        </w:rPr>
+        <w:t>趙明誠</w:t>
+      </w:r>
+      <w:r>
+        <w:rPr>
+          <w:rFonts w:hint="eastAsia"/>
+        </w:rPr>
+        <w:t>天人永隔的喪夫之</w:t>
+      </w:r>
+      <w:proofErr w:type="gramStart"/>
+      <w:r>
+        <w:rPr>
+          <w:rFonts w:hint="eastAsia"/>
+        </w:rPr>
+        <w:t>慟</w:t>
+      </w:r>
+      <w:proofErr w:type="gramEnd"/>
+      <w:r>
+        <w:rPr>
+          <w:rFonts w:hint="eastAsia"/>
+        </w:rPr>
+        <w:t>，以及隻身流落異鄉的孤單。這是一種壓在心頭、</w:t>
+      </w:r>
+      <w:proofErr w:type="gramStart"/>
+      <w:r>
+        <w:rPr>
+          <w:rFonts w:hint="eastAsia"/>
+        </w:rPr>
+        <w:t>重若千鈞</w:t>
+      </w:r>
+      <w:proofErr w:type="gramEnd"/>
+      <w:r>
+        <w:rPr>
+          <w:rFonts w:hint="eastAsia"/>
+        </w:rPr>
+        <w:t>且無法卸下的巨大命運包袱。</w:t>
       </w:r>
     </w:p>
     <w:p>
@@ -2511,51 +2082,68 @@
           <w:ilvl w:val="0"/>
           <w:numId w:val="1"/>
         </w:numPr>
-        <w:spacing w:after="0" w:line="380" w:lineRule="exact"/>
-        <w:ind w:leftChars="0" w:right="0"/>
-      </w:pPr>
+        <w:spacing w:after="0" w:line="440" w:lineRule="exact"/>
+        <w:ind w:leftChars="0" w:left="284" w:right="0" w:hanging="284"/>
+        <w:jc w:val="both"/>
+      </w:pPr>
+      <w:r>
+        <w:rPr>
+          <w:rFonts w:hint="eastAsia"/>
+        </w:rPr>
+        <w:t>字字泣血</w:t>
+      </w:r>
+      <w:r>
+        <w:rPr>
+          <w:rFonts w:hint="eastAsia"/>
+        </w:rPr>
+        <w:t>：</w:t>
+      </w:r>
+      <w:r>
+        <w:rPr>
+          <w:rFonts w:hint="eastAsia"/>
+        </w:rPr>
+        <w:t>形容文字極其悲傷哀痛，如同每一個字都是用鮮血哭訴、凝聚而成。指</w:t>
+      </w:r>
+      <w:r>
+        <w:rPr>
+          <w:rFonts w:hint="eastAsia"/>
+          <w:u w:val="single"/>
+        </w:rPr>
+        <w:t>李清照</w:t>
+      </w:r>
+      <w:r>
+        <w:rPr>
+          <w:rFonts w:hint="eastAsia"/>
+        </w:rPr>
+        <w:t>的詞句「不加雕飾，卻痛徹心扉」。例如「欲語</w:t>
+      </w:r>
       <w:proofErr w:type="gramStart"/>
       <w:r>
         <w:rPr>
           <w:rFonts w:hint="eastAsia"/>
         </w:rPr>
-        <w:t>亙</w:t>
+        <w:t>淚先流</w:t>
       </w:r>
       <w:proofErr w:type="gramEnd"/>
       <w:r>
         <w:rPr>
           <w:rFonts w:hint="eastAsia"/>
         </w:rPr>
-        <w:t>(</w:t>
+        <w:t>」這五</w:t>
       </w:r>
       <w:proofErr w:type="gramStart"/>
       <w:r>
         <w:rPr>
           <w:rFonts w:hint="eastAsia"/>
-          <w:color w:val="FF0000"/>
-          <w:sz w:val="16"/>
-          <w:szCs w:val="16"/>
-        </w:rPr>
-        <w:t>ㄍㄣˋ</w:t>
+        </w:rPr>
+        <w:t>個</w:t>
       </w:r>
       <w:proofErr w:type="gramEnd"/>
       <w:r>
         <w:rPr>
           <w:rFonts w:hint="eastAsia"/>
         </w:rPr>
-        <w:t>)</w:t>
-      </w:r>
-      <w:r>
-        <w:rPr>
-          <w:rFonts w:hint="eastAsia"/>
-        </w:rPr>
-        <w:t>古</w:t>
-      </w:r>
-      <w:r>
-        <w:rPr>
-          <w:rFonts w:hint="eastAsia"/>
-        </w:rPr>
-        <w:t>：從古至今。【例】亙古不變、亙古未有</w:t>
+        <w:t>字，沒有華麗的字眼，卻深刻描繪出想說話卻先落淚的生理與心理真實狀態。這份哀傷不是無病呻吟，而是詞人用自己後半生的血淚人生寫成的真實寫照。</w:t>
       </w:r>
     </w:p>
     <w:p>
@@ -2565,46 +2153,59 @@
           <w:ilvl w:val="0"/>
           <w:numId w:val="1"/>
         </w:numPr>
-        <w:spacing w:after="0" w:line="380" w:lineRule="exact"/>
-        <w:ind w:leftChars="0" w:right="0"/>
-      </w:pPr>
-      <w:r>
-        <w:rPr>
-          <w:rFonts w:hint="eastAsia"/>
-        </w:rPr>
-        <w:t>如斯</w:t>
-      </w:r>
-      <w:r>
-        <w:rPr>
-          <w:rFonts w:hint="eastAsia"/>
-        </w:rPr>
-        <w:t>：如此。【例】</w:t>
-      </w:r>
-      <w:hyperlink r:id="rId16" w:history="1">
-        <w:r>
-          <w:rPr>
-            <w:rStyle w:val="a8"/>
-            <w:rFonts w:hint="eastAsia"/>
-          </w:rPr>
-          <w:t>逝者如斯夫！不</w:t>
-        </w:r>
-        <w:proofErr w:type="gramStart"/>
-        <w:r>
-          <w:rPr>
-            <w:rStyle w:val="a8"/>
-            <w:rFonts w:hint="eastAsia"/>
-          </w:rPr>
-          <w:t>捨</w:t>
-        </w:r>
-        <w:proofErr w:type="gramEnd"/>
-        <w:r>
-          <w:rPr>
-            <w:rStyle w:val="a8"/>
-            <w:rFonts w:hint="eastAsia"/>
-          </w:rPr>
-          <w:t>晝夜。</w:t>
-        </w:r>
-      </w:hyperlink>
+        <w:spacing w:after="0" w:line="440" w:lineRule="exact"/>
+        <w:ind w:leftChars="0" w:left="284" w:right="0" w:hanging="284"/>
+        <w:jc w:val="both"/>
+      </w:pPr>
+      <w:proofErr w:type="gramStart"/>
+      <w:r>
+        <w:rPr>
+          <w:rFonts w:hint="eastAsia"/>
+        </w:rPr>
+        <w:t>慵</w:t>
+      </w:r>
+      <w:proofErr w:type="gramEnd"/>
+      <w:r>
+        <w:rPr>
+          <w:rFonts w:hint="eastAsia"/>
+        </w:rPr>
+        <w:t>(</w:t>
+      </w:r>
+      <w:proofErr w:type="gramStart"/>
+      <w:r>
+        <w:rPr>
+          <w:rFonts w:hint="eastAsia"/>
+          <w:color w:val="FF0000"/>
+          <w:sz w:val="16"/>
+          <w:szCs w:val="16"/>
+        </w:rPr>
+        <w:t>ㄩㄥ</w:t>
+      </w:r>
+      <w:proofErr w:type="gramEnd"/>
+      <w:r>
+        <w:rPr>
+          <w:rFonts w:hint="eastAsia"/>
+        </w:rPr>
+        <w:t>)</w:t>
+      </w:r>
+      <w:r>
+        <w:rPr>
+          <w:rFonts w:hint="eastAsia"/>
+        </w:rPr>
+        <w:t>懶</w:t>
+      </w:r>
+      <w:r>
+        <w:rPr>
+          <w:rFonts w:hint="eastAsia"/>
+        </w:rPr>
+        <w:t>：</w:t>
+      </w:r>
+      <w:r>
+        <w:rPr>
+          <w:rFonts w:hint="eastAsia"/>
+        </w:rPr>
+        <w:t>懶惰、懈怠、無精打采的樣子。詞中的慵懶並非生性懶惰，而是「極度哀慟後的身心俱疲」。因為「物是人非」，生活徹底失去了重心與希望，所以詞人對自我形象的管理完全失去了動力。一個「倦」字與「慵懶」，體現了她內心世界的荒涼與萬念俱灰。</w:t>
+      </w:r>
     </w:p>
     <w:p>
       <w:pPr>
@@ -2613,14 +2214,38 @@
           <w:ilvl w:val="0"/>
           <w:numId w:val="1"/>
         </w:numPr>
-        <w:spacing w:after="0" w:line="380" w:lineRule="exact"/>
-        <w:ind w:leftChars="0" w:right="0"/>
-      </w:pPr>
-      <w:r>
-        <w:rPr>
-          <w:rFonts w:hint="eastAsia"/>
-        </w:rPr>
-        <w:t>偏安</w:t>
+        <w:spacing w:after="0" w:line="440" w:lineRule="exact"/>
+        <w:ind w:leftChars="0" w:left="284" w:right="0" w:hanging="284"/>
+        <w:jc w:val="both"/>
+      </w:pPr>
+      <w:r>
+        <w:rPr>
+          <w:rFonts w:hint="eastAsia"/>
+        </w:rPr>
+        <w:t>慘澹</w:t>
+      </w:r>
+      <w:r>
+        <w:rPr>
+          <w:rFonts w:hint="eastAsia"/>
+        </w:rPr>
+        <w:t>(</w:t>
+      </w:r>
+      <w:proofErr w:type="gramStart"/>
+      <w:r>
+        <w:rPr>
+          <w:rFonts w:hint="eastAsia"/>
+          <w:color w:val="FF0000"/>
+          <w:sz w:val="16"/>
+          <w:szCs w:val="16"/>
+        </w:rPr>
+        <w:t>ㄉㄢˋ</w:t>
+      </w:r>
+      <w:proofErr w:type="gramEnd"/>
+      <w:r>
+        <w:rPr>
+          <w:rFonts w:hint="eastAsia"/>
+        </w:rPr>
+        <w:t>)</w:t>
       </w:r>
       <w:r>
         <w:rPr>
@@ -2632,7 +2257,34 @@
         <w:rPr>
           <w:rFonts w:hint="eastAsia"/>
         </w:rPr>
-        <w:t>封建王朝失去中原地區而偏處於部分領土，稱為「偏安」。</w:t>
+        <w:t>形容景物淒涼、暗淡無光，或處境艱難窘迫。詞中用來指涉「暮春凋零的景象」與「詞人淒涼的晚年境遇」。「</w:t>
+      </w:r>
+      <w:proofErr w:type="gramStart"/>
+      <w:r>
+        <w:rPr>
+          <w:rFonts w:hint="eastAsia"/>
+        </w:rPr>
+        <w:t>風住塵</w:t>
+      </w:r>
+      <w:proofErr w:type="gramEnd"/>
+      <w:r>
+        <w:rPr>
+          <w:rFonts w:hint="eastAsia"/>
+        </w:rPr>
+        <w:t>香花已盡」的殘景，不僅是大自然的暮春，更是</w:t>
+      </w:r>
+      <w:r>
+        <w:rPr>
+          <w:rFonts w:hint="eastAsia"/>
+          <w:u w:val="single"/>
+        </w:rPr>
+        <w:t>李清照</w:t>
+      </w:r>
+      <w:r>
+        <w:rPr>
+          <w:rFonts w:hint="eastAsia"/>
+        </w:rPr>
+        <w:t>個人生命春天的終結。外在環境的慘澹，完美映襯了她內心無依無靠、風雨飄搖的悲涼晚景。</w:t>
       </w:r>
     </w:p>
     <w:p>
@@ -2642,814 +2294,92 @@
           <w:ilvl w:val="0"/>
           <w:numId w:val="1"/>
         </w:numPr>
-        <w:spacing w:after="0" w:line="380" w:lineRule="exact"/>
-        <w:ind w:leftChars="0" w:right="0"/>
-      </w:pPr>
-      <w:r>
-        <w:rPr>
-          <w:rFonts w:hint="eastAsia"/>
-        </w:rPr>
-        <w:t>相濡以沫</w:t>
-      </w:r>
-      <w:r>
-        <w:rPr>
-          <w:rFonts w:hint="eastAsia"/>
-        </w:rPr>
-        <w:t>：泉水乾涸，魚兒以口沫互相潤</w:t>
+        <w:spacing w:after="0" w:line="440" w:lineRule="exact"/>
+        <w:ind w:leftChars="0" w:left="284" w:right="0" w:hanging="284"/>
+        <w:jc w:val="both"/>
+        <w:rPr>
+          <w:rFonts w:hint="eastAsia"/>
+        </w:rPr>
+      </w:pPr>
+      <w:r>
+        <w:rPr>
+          <w:rFonts w:hint="eastAsia"/>
+        </w:rPr>
+        <w:t>無以復加</w:t>
+      </w:r>
+      <w:r>
+        <w:rPr>
+          <w:rFonts w:hint="eastAsia"/>
+        </w:rPr>
+        <w:t>：</w:t>
+      </w:r>
+      <w:r>
+        <w:rPr>
+          <w:rFonts w:hint="eastAsia"/>
+        </w:rPr>
+        <w:t>達到了極點，不可能再增加了。</w:t>
       </w:r>
       <w:proofErr w:type="gramStart"/>
       <w:r>
         <w:rPr>
           <w:rFonts w:hint="eastAsia"/>
         </w:rPr>
-        <w:t>溼</w:t>
+        <w:t>在詞的</w:t>
       </w:r>
       <w:proofErr w:type="gramEnd"/>
       <w:r>
         <w:rPr>
           <w:rFonts w:hint="eastAsia"/>
         </w:rPr>
-        <w:t>。比喻人們在困境中，互相以微力救助。【例】他們兩人感情深厚，並曾共同度過一段相濡以沫的艱苦日子。</w:t>
-      </w:r>
-    </w:p>
-    <w:p>
-      <w:pPr>
-        <w:pStyle w:val="aa"/>
-        <w:numPr>
-          <w:ilvl w:val="0"/>
-          <w:numId w:val="1"/>
-        </w:numPr>
-        <w:spacing w:after="0" w:line="380" w:lineRule="exact"/>
-        <w:ind w:leftChars="0" w:right="0"/>
-      </w:pPr>
-      <w:r>
-        <w:rPr>
-          <w:rFonts w:hint="eastAsia"/>
-        </w:rPr>
-        <w:t>鐵騎</w:t>
-      </w:r>
-      <w:r>
-        <w:rPr>
-          <w:rFonts w:hint="eastAsia"/>
-        </w:rPr>
-        <w:t>(</w:t>
+        <w:t>結尾，李清照將抽象的愁緒化為「有重量」的實物。她不只</w:t>
       </w:r>
       <w:proofErr w:type="gramStart"/>
       <w:r>
         <w:rPr>
           <w:rFonts w:hint="eastAsia"/>
-          <w:color w:val="FF0000"/>
-          <w:sz w:val="16"/>
-          <w:szCs w:val="16"/>
-        </w:rPr>
-        <w:t>ㄐㄧˋ</w:t>
+        </w:rPr>
+        <w:t>說愁很</w:t>
       </w:r>
       <w:proofErr w:type="gramEnd"/>
       <w:r>
         <w:rPr>
           <w:rFonts w:hint="eastAsia"/>
         </w:rPr>
-        <w:t>或</w:t>
+        <w:t>重，</w:t>
       </w:r>
       <w:proofErr w:type="gramStart"/>
       <w:r>
         <w:rPr>
           <w:rFonts w:hint="eastAsia"/>
-          <w:color w:val="FF0000"/>
-          <w:sz w:val="16"/>
-          <w:szCs w:val="16"/>
-        </w:rPr>
-        <w:t>ㄑㄧˊ</w:t>
+        </w:rPr>
+        <w:t>還說連雙溪</w:t>
       </w:r>
       <w:proofErr w:type="gramEnd"/>
       <w:r>
         <w:rPr>
           <w:rFonts w:hint="eastAsia"/>
         </w:rPr>
-        <w:t>)：</w:t>
-      </w:r>
-      <w:r>
-        <w:rPr>
-          <w:rFonts w:hint="eastAsia"/>
-        </w:rPr>
-        <w:t>披甲的戰馬。形容精銳強悍的騎兵。</w:t>
-      </w:r>
-    </w:p>
-    <w:p>
-      <w:pPr>
-        <w:pStyle w:val="aa"/>
-        <w:numPr>
-          <w:ilvl w:val="0"/>
-          <w:numId w:val="1"/>
-        </w:numPr>
-        <w:spacing w:after="0" w:line="380" w:lineRule="exact"/>
-        <w:ind w:leftChars="0" w:right="0"/>
-      </w:pPr>
-      <w:r>
-        <w:rPr>
-          <w:rFonts w:hint="eastAsia"/>
-        </w:rPr>
-        <w:t>輾轉</w:t>
-      </w:r>
-    </w:p>
-    <w:p>
-      <w:pPr>
-        <w:pStyle w:val="aa"/>
-        <w:numPr>
-          <w:ilvl w:val="0"/>
-          <w:numId w:val="46"/>
-        </w:numPr>
-        <w:spacing w:after="0" w:line="380" w:lineRule="exact"/>
-        <w:ind w:leftChars="0" w:right="0"/>
-      </w:pPr>
-      <w:r>
-        <w:rPr>
-          <w:rFonts w:hint="eastAsia"/>
-        </w:rPr>
-        <w:t>間接的。【例】這個消息是輾轉從別人那裡聽來的，不知是否真確？</w:t>
-      </w:r>
-    </w:p>
-    <w:p>
-      <w:pPr>
-        <w:pStyle w:val="aa"/>
-        <w:numPr>
-          <w:ilvl w:val="0"/>
-          <w:numId w:val="46"/>
-        </w:numPr>
-        <w:spacing w:after="0" w:line="380" w:lineRule="exact"/>
-        <w:ind w:leftChars="0" w:right="0"/>
-      </w:pPr>
-      <w:r>
-        <w:rPr>
-          <w:rFonts w:hint="eastAsia"/>
-        </w:rPr>
-        <w:t>翻來覆去。【例】王太太因先生深夜</w:t>
+        <w:t>上那艘輕快的小船都「載不動」。這種</w:t>
       </w:r>
       <w:proofErr w:type="gramStart"/>
       <w:r>
         <w:rPr>
           <w:rFonts w:hint="eastAsia"/>
         </w:rPr>
-        <w:t>未歸而輾轉</w:t>
+        <w:t>將愁怨</w:t>
       </w:r>
       <w:proofErr w:type="gramEnd"/>
       <w:r>
         <w:rPr>
           <w:rFonts w:hint="eastAsia"/>
         </w:rPr>
-        <w:t>難眠。</w:t>
-      </w:r>
-    </w:p>
-    <w:p>
-      <w:pPr>
-        <w:pStyle w:val="aa"/>
-        <w:numPr>
-          <w:ilvl w:val="0"/>
-          <w:numId w:val="1"/>
-        </w:numPr>
-        <w:spacing w:after="0" w:line="380" w:lineRule="exact"/>
-        <w:ind w:leftChars="0" w:right="0"/>
-      </w:pPr>
-      <w:r>
-        <w:rPr>
-          <w:rFonts w:hint="eastAsia"/>
-        </w:rPr>
-        <w:t>接踵</w:t>
-      </w:r>
-      <w:r>
-        <w:rPr>
-          <w:rFonts w:hint="eastAsia"/>
-        </w:rPr>
-        <w:t>：</w:t>
-      </w:r>
-      <w:r>
-        <w:rPr>
-          <w:rFonts w:hint="eastAsia"/>
-        </w:rPr>
-        <w:t>後者的腳尖緊跟</w:t>
-      </w:r>
-      <w:proofErr w:type="gramStart"/>
-      <w:r>
-        <w:rPr>
-          <w:rFonts w:hint="eastAsia"/>
-        </w:rPr>
-        <w:t>著前者</w:t>
-      </w:r>
-      <w:proofErr w:type="gramEnd"/>
-      <w:r>
-        <w:rPr>
-          <w:rFonts w:hint="eastAsia"/>
-        </w:rPr>
-        <w:t>的腳後跟。形容相繼不絕。</w:t>
-      </w:r>
-    </w:p>
-    <w:p>
-      <w:pPr>
-        <w:pStyle w:val="aa"/>
-        <w:spacing w:after="0" w:line="380" w:lineRule="exact"/>
-        <w:ind w:leftChars="0" w:right="0" w:firstLine="0"/>
-      </w:pPr>
-      <w:r>
-        <w:rPr>
-          <w:rFonts w:hint="eastAsia"/>
-        </w:rPr>
-        <w:t>【例】天災人禍接踵而來，導致這個國家動</w:t>
-      </w:r>
-      <w:proofErr w:type="gramStart"/>
-      <w:r>
-        <w:rPr>
-          <w:rFonts w:hint="eastAsia"/>
-        </w:rPr>
-        <w:t>盪</w:t>
-      </w:r>
-      <w:proofErr w:type="gramEnd"/>
-      <w:r>
-        <w:rPr>
-          <w:rFonts w:hint="eastAsia"/>
-        </w:rPr>
-        <w:t>不安。</w:t>
-      </w:r>
-    </w:p>
-    <w:p>
-      <w:pPr>
-        <w:pStyle w:val="aa"/>
-        <w:numPr>
-          <w:ilvl w:val="0"/>
-          <w:numId w:val="1"/>
-        </w:numPr>
-        <w:spacing w:after="0" w:line="380" w:lineRule="exact"/>
-        <w:ind w:leftChars="0" w:right="0"/>
-      </w:pPr>
-      <w:r>
-        <w:rPr>
-          <w:rFonts w:hint="eastAsia"/>
-        </w:rPr>
-        <w:t>反映</w:t>
-      </w:r>
-      <w:r>
-        <w:rPr>
-          <w:rFonts w:hint="eastAsia"/>
-        </w:rPr>
-        <w:t>：</w:t>
-      </w:r>
-      <w:r>
-        <w:rPr>
-          <w:rFonts w:hint="eastAsia"/>
-        </w:rPr>
-        <w:t>由某事物的一定狀態而產生和它相符或相關的現象</w:t>
-      </w:r>
-      <w:r>
-        <w:rPr>
-          <w:rFonts w:hint="eastAsia"/>
-        </w:rPr>
-        <w:t>。</w:t>
-      </w:r>
-    </w:p>
-    <w:p>
-      <w:pPr>
-        <w:pStyle w:val="aa"/>
-        <w:numPr>
-          <w:ilvl w:val="0"/>
-          <w:numId w:val="1"/>
-        </w:numPr>
-        <w:spacing w:after="0" w:line="380" w:lineRule="exact"/>
-        <w:ind w:leftChars="0" w:right="0"/>
-      </w:pPr>
-      <w:proofErr w:type="gramStart"/>
-      <w:r>
-        <w:rPr>
-          <w:rFonts w:hint="eastAsia"/>
-        </w:rPr>
-        <w:t>碾</w:t>
-      </w:r>
-      <w:proofErr w:type="gramEnd"/>
-      <w:r>
-        <w:rPr>
-          <w:rFonts w:hint="eastAsia"/>
-        </w:rPr>
-        <w:t>：</w:t>
-      </w:r>
-      <w:r>
-        <w:rPr>
-          <w:rFonts w:hint="eastAsia"/>
-        </w:rPr>
-        <w:t>滾壓、</w:t>
-      </w:r>
-      <w:proofErr w:type="gramStart"/>
-      <w:r>
-        <w:rPr>
-          <w:rFonts w:hint="eastAsia"/>
-        </w:rPr>
-        <w:t>軋碎</w:t>
-      </w:r>
-      <w:proofErr w:type="gramEnd"/>
-      <w:r>
-        <w:rPr>
-          <w:rFonts w:hint="eastAsia"/>
-        </w:rPr>
-        <w:t>。</w:t>
-      </w:r>
-      <w:r>
-        <w:rPr>
-          <w:rFonts w:hint="eastAsia"/>
-        </w:rPr>
-        <w:t>軋(</w:t>
-      </w:r>
-      <w:proofErr w:type="gramStart"/>
-      <w:r>
-        <w:rPr>
-          <w:rFonts w:hint="eastAsia"/>
-          <w:color w:val="FF0000"/>
-          <w:sz w:val="16"/>
-          <w:szCs w:val="16"/>
-        </w:rPr>
-        <w:t>ㄧㄚˋ</w:t>
-      </w:r>
-      <w:proofErr w:type="gramEnd"/>
-      <w:r>
-        <w:rPr>
-          <w:rFonts w:hint="eastAsia"/>
-        </w:rPr>
-        <w:t>)：</w:t>
-      </w:r>
-      <w:r>
-        <w:rPr>
-          <w:rFonts w:hint="eastAsia"/>
-        </w:rPr>
-        <w:t>輾壓。</w:t>
-      </w:r>
-    </w:p>
-    <w:p>
-      <w:pPr>
-        <w:pStyle w:val="aa"/>
-        <w:numPr>
-          <w:ilvl w:val="0"/>
-          <w:numId w:val="1"/>
-        </w:numPr>
-        <w:spacing w:after="0" w:line="380" w:lineRule="exact"/>
-        <w:ind w:leftChars="0" w:right="0"/>
-      </w:pPr>
-      <w:proofErr w:type="gramStart"/>
-      <w:r>
-        <w:rPr>
-          <w:rFonts w:hint="eastAsia"/>
-        </w:rPr>
-        <w:t>香魂</w:t>
-      </w:r>
-      <w:proofErr w:type="gramEnd"/>
-      <w:r>
-        <w:rPr>
-          <w:rFonts w:hint="eastAsia"/>
-        </w:rPr>
-        <w:t>：</w:t>
-      </w:r>
-      <w:r>
-        <w:rPr>
-          <w:rFonts w:hint="eastAsia"/>
-        </w:rPr>
-        <w:t>美人之魂。</w:t>
-      </w:r>
-    </w:p>
-    <w:p>
-      <w:pPr>
-        <w:pStyle w:val="aa"/>
-        <w:numPr>
-          <w:ilvl w:val="0"/>
-          <w:numId w:val="1"/>
-        </w:numPr>
-        <w:spacing w:after="0" w:line="380" w:lineRule="exact"/>
-        <w:ind w:leftChars="0" w:right="0"/>
-      </w:pPr>
-      <w:proofErr w:type="gramStart"/>
-      <w:r>
-        <w:rPr>
-          <w:rFonts w:hint="eastAsia"/>
-        </w:rPr>
-        <w:t>飄蓬</w:t>
-      </w:r>
-      <w:proofErr w:type="gramEnd"/>
-      <w:r>
-        <w:rPr>
-          <w:rFonts w:hint="eastAsia"/>
-        </w:rPr>
-        <w:t>：</w:t>
-      </w:r>
-      <w:r>
-        <w:rPr>
-          <w:rFonts w:hint="eastAsia"/>
-        </w:rPr>
-        <w:t>隨</w:t>
-      </w:r>
-      <w:proofErr w:type="gramStart"/>
-      <w:r>
-        <w:rPr>
-          <w:rFonts w:hint="eastAsia"/>
-        </w:rPr>
-        <w:t>風飄轉紛飛</w:t>
-      </w:r>
-      <w:proofErr w:type="gramEnd"/>
-      <w:r>
-        <w:rPr>
-          <w:rFonts w:hint="eastAsia"/>
-        </w:rPr>
-        <w:t>的蓬草。比喻人的漂泊不定。</w:t>
-      </w:r>
-    </w:p>
-    <w:p>
-      <w:pPr>
-        <w:pStyle w:val="aa"/>
-        <w:numPr>
-          <w:ilvl w:val="0"/>
-          <w:numId w:val="1"/>
-        </w:numPr>
-        <w:spacing w:after="0" w:line="380" w:lineRule="exact"/>
-        <w:ind w:leftChars="0" w:right="0"/>
-      </w:pPr>
-      <w:proofErr w:type="gramStart"/>
-      <w:r>
-        <w:rPr>
-          <w:rFonts w:hint="eastAsia"/>
-        </w:rPr>
-        <w:t>人命危淺</w:t>
-      </w:r>
-      <w:proofErr w:type="gramEnd"/>
-      <w:r>
-        <w:rPr>
-          <w:rFonts w:hint="eastAsia"/>
-        </w:rPr>
-        <w:t>：</w:t>
-      </w:r>
-      <w:r>
-        <w:rPr>
-          <w:rFonts w:hint="eastAsia"/>
-        </w:rPr>
-        <w:t>壽命不長，命在旦夕。</w:t>
-      </w:r>
-    </w:p>
-    <w:p>
-      <w:pPr>
-        <w:pStyle w:val="aa"/>
-        <w:numPr>
-          <w:ilvl w:val="0"/>
-          <w:numId w:val="1"/>
-        </w:numPr>
-        <w:spacing w:after="0" w:line="380" w:lineRule="exact"/>
-        <w:ind w:leftChars="0" w:right="0"/>
-      </w:pPr>
-      <w:r>
-        <w:rPr>
-          <w:rFonts w:hint="eastAsia"/>
-        </w:rPr>
-        <w:t>舉目</w:t>
-      </w:r>
-      <w:r>
-        <w:rPr>
-          <w:rFonts w:hint="eastAsia"/>
-        </w:rPr>
-        <w:t>：抬頭看。</w:t>
-      </w:r>
-    </w:p>
-    <w:p>
-      <w:pPr>
-        <w:pStyle w:val="aa"/>
-        <w:numPr>
-          <w:ilvl w:val="0"/>
-          <w:numId w:val="1"/>
-        </w:numPr>
-        <w:spacing w:after="0" w:line="380" w:lineRule="exact"/>
-        <w:ind w:leftChars="0" w:right="0"/>
-      </w:pPr>
-      <w:r>
-        <w:rPr>
-          <w:rFonts w:hint="eastAsia"/>
-        </w:rPr>
-        <w:t>凝</w:t>
-      </w:r>
-      <w:proofErr w:type="gramStart"/>
-      <w:r>
-        <w:rPr>
-          <w:rFonts w:hint="eastAsia"/>
-        </w:rPr>
-        <w:t>噎</w:t>
-      </w:r>
-      <w:proofErr w:type="gramEnd"/>
-      <w:r>
-        <w:rPr>
-          <w:rFonts w:hint="eastAsia"/>
-        </w:rPr>
-        <w:t>：</w:t>
-      </w:r>
-      <w:r>
-        <w:rPr>
-          <w:rFonts w:hint="eastAsia"/>
-        </w:rPr>
-        <w:t>指過於激動而不能用語言表達只是哭泣，傷心的淚水令人哽咽</w:t>
-      </w:r>
-      <w:r>
-        <w:rPr>
-          <w:rFonts w:hint="eastAsia"/>
-        </w:rPr>
-        <w:t>。</w:t>
-      </w:r>
-    </w:p>
-    <w:p>
-      <w:pPr>
-        <w:pStyle w:val="aa"/>
-        <w:numPr>
-          <w:ilvl w:val="0"/>
-          <w:numId w:val="1"/>
-        </w:numPr>
-        <w:spacing w:after="0" w:line="380" w:lineRule="exact"/>
-        <w:ind w:leftChars="0" w:right="0"/>
-      </w:pPr>
-      <w:r>
-        <w:rPr>
-          <w:rFonts w:hint="eastAsia"/>
-        </w:rPr>
-        <w:t>苟安</w:t>
-      </w:r>
-      <w:r>
-        <w:rPr>
-          <w:rFonts w:hint="eastAsia"/>
-        </w:rPr>
-        <w:t>：</w:t>
-      </w:r>
-      <w:r>
-        <w:rPr>
-          <w:rFonts w:hint="eastAsia"/>
-        </w:rPr>
-        <w:t>苟且偷安。</w:t>
-      </w:r>
-      <w:r>
-        <w:rPr>
-          <w:rFonts w:hint="eastAsia"/>
-        </w:rPr>
-        <w:t>苟且：</w:t>
-      </w:r>
-      <w:r>
-        <w:rPr>
-          <w:rFonts w:hint="eastAsia"/>
-        </w:rPr>
-        <w:t>馬虎草率，得過且過。</w:t>
-      </w:r>
-      <w:r>
-        <w:rPr>
-          <w:rFonts w:hint="eastAsia"/>
-        </w:rPr>
-        <w:t>偷安：</w:t>
-      </w:r>
-      <w:r>
-        <w:rPr>
-          <w:rFonts w:hint="eastAsia"/>
-        </w:rPr>
-        <w:t>貪圖眼前的安逸，不顧將來可能發生的危難。</w:t>
-      </w:r>
-    </w:p>
-    <w:p>
-      <w:pPr>
-        <w:pStyle w:val="aa"/>
-        <w:numPr>
-          <w:ilvl w:val="0"/>
-          <w:numId w:val="1"/>
-        </w:numPr>
-        <w:spacing w:after="0" w:line="380" w:lineRule="exact"/>
-        <w:ind w:leftChars="0" w:right="0"/>
-      </w:pPr>
-      <w:r>
-        <w:rPr>
-          <w:rFonts w:hint="eastAsia"/>
-        </w:rPr>
-        <w:t>腸一日而九回：</w:t>
-      </w:r>
-      <w:r>
-        <w:rPr>
-          <w:rFonts w:hint="eastAsia"/>
-        </w:rPr>
-        <w:t>指悲愁頻頻</w:t>
-      </w:r>
-      <w:proofErr w:type="gramStart"/>
-      <w:r>
-        <w:rPr>
-          <w:rFonts w:hint="eastAsia"/>
-        </w:rPr>
-        <w:t>在腹中縈繞</w:t>
-      </w:r>
-      <w:proofErr w:type="gramEnd"/>
-      <w:r>
-        <w:rPr>
-          <w:rFonts w:hint="eastAsia"/>
-        </w:rPr>
-        <w:t>，難</w:t>
-      </w:r>
-      <w:r>
-        <w:rPr>
-          <w:rFonts w:hint="eastAsia"/>
-        </w:rPr>
-        <w:t>以</w:t>
-      </w:r>
-      <w:r>
-        <w:rPr>
-          <w:rFonts w:hint="eastAsia"/>
-        </w:rPr>
-        <w:t>排遣。</w:t>
-      </w:r>
-    </w:p>
-    <w:p>
-      <w:pPr>
-        <w:pStyle w:val="aa"/>
-        <w:numPr>
-          <w:ilvl w:val="0"/>
-          <w:numId w:val="1"/>
-        </w:numPr>
-        <w:spacing w:after="0" w:line="380" w:lineRule="exact"/>
-        <w:ind w:leftChars="0" w:right="0"/>
-      </w:pPr>
-      <w:r>
-        <w:rPr>
-          <w:rFonts w:hint="eastAsia"/>
-        </w:rPr>
-        <w:t>揪</w:t>
-      </w:r>
-      <w:r>
-        <w:rPr>
-          <w:rFonts w:hint="eastAsia"/>
-        </w:rPr>
-        <w:t>(</w:t>
-      </w:r>
-      <w:proofErr w:type="gramStart"/>
-      <w:r>
-        <w:rPr>
-          <w:rFonts w:hint="eastAsia"/>
-          <w:color w:val="FF0000"/>
-          <w:sz w:val="16"/>
-          <w:szCs w:val="16"/>
-        </w:rPr>
-        <w:t>ㄐㄧㄡ</w:t>
-      </w:r>
-      <w:proofErr w:type="gramEnd"/>
-      <w:r>
-        <w:rPr>
-          <w:rFonts w:hint="eastAsia"/>
-        </w:rPr>
-        <w:t>)</w:t>
-      </w:r>
-      <w:r>
-        <w:rPr>
-          <w:rFonts w:hint="eastAsia"/>
-        </w:rPr>
-        <w:t>心</w:t>
-      </w:r>
-    </w:p>
-    <w:p>
-      <w:pPr>
-        <w:pStyle w:val="aa"/>
-        <w:numPr>
-          <w:ilvl w:val="0"/>
-          <w:numId w:val="47"/>
-        </w:numPr>
-        <w:spacing w:after="0" w:line="380" w:lineRule="exact"/>
-        <w:ind w:leftChars="0" w:right="0"/>
-      </w:pPr>
-      <w:r>
-        <w:rPr>
-          <w:rFonts w:hint="eastAsia"/>
-        </w:rPr>
-        <w:t>擔憂、不放心。如：「想到她要單獨出遠門，真讓人揪心！」</w:t>
-      </w:r>
-    </w:p>
-    <w:p>
-      <w:pPr>
-        <w:pStyle w:val="aa"/>
-        <w:numPr>
-          <w:ilvl w:val="0"/>
-          <w:numId w:val="47"/>
-        </w:numPr>
-        <w:spacing w:after="0" w:line="380" w:lineRule="exact"/>
-        <w:ind w:leftChars="0" w:right="0"/>
-      </w:pPr>
-      <w:proofErr w:type="gramStart"/>
-      <w:r>
-        <w:rPr>
-          <w:rFonts w:hint="eastAsia"/>
-        </w:rPr>
-        <w:t>極言令人</w:t>
-      </w:r>
-      <w:proofErr w:type="gramEnd"/>
-      <w:r>
-        <w:rPr>
-          <w:rFonts w:hint="eastAsia"/>
-        </w:rPr>
-        <w:t>悲痛</w:t>
-      </w:r>
-      <w:r>
-        <w:t>;極度痛苦的</w:t>
-      </w:r>
-      <w:r>
-        <w:rPr>
-          <w:rFonts w:hint="eastAsia"/>
-        </w:rPr>
-        <w:t>。</w:t>
-      </w:r>
-      <w:r>
-        <w:rPr>
-          <w:rFonts w:hint="eastAsia"/>
-        </w:rPr>
-        <w:t>如：</w:t>
-      </w:r>
-      <w:r>
-        <w:t>傷口痛得揪心</w:t>
-      </w:r>
-      <w:r>
-        <w:rPr>
-          <w:rFonts w:hint="eastAsia"/>
-        </w:rPr>
-        <w:t>。</w:t>
-      </w:r>
-    </w:p>
-    <w:p>
-      <w:pPr>
-        <w:pStyle w:val="aa"/>
-        <w:numPr>
-          <w:ilvl w:val="0"/>
-          <w:numId w:val="1"/>
-        </w:numPr>
-        <w:spacing w:after="0" w:line="380" w:lineRule="exact"/>
-        <w:ind w:leftChars="0" w:right="0"/>
-      </w:pPr>
-      <w:r>
-        <w:rPr>
-          <w:rFonts w:hint="eastAsia"/>
-        </w:rPr>
-        <w:t>飛紅</w:t>
-      </w:r>
-      <w:proofErr w:type="gramStart"/>
-      <w:r>
-        <w:rPr>
-          <w:rFonts w:hint="eastAsia"/>
-        </w:rPr>
-        <w:t>萬點愁如海</w:t>
-      </w:r>
-      <w:proofErr w:type="gramEnd"/>
-      <w:r>
-        <w:rPr>
-          <w:rFonts w:hint="eastAsia"/>
-        </w:rPr>
-        <w:t>：</w:t>
-      </w:r>
-      <w:r>
-        <w:rPr>
-          <w:rFonts w:hint="eastAsia"/>
-        </w:rPr>
-        <w:t>看著萬點落花飛舞</w:t>
-      </w:r>
-      <w:proofErr w:type="gramStart"/>
-      <w:r>
-        <w:rPr>
-          <w:rFonts w:hint="eastAsia"/>
-        </w:rPr>
-        <w:t>的紅影</w:t>
-      </w:r>
-      <w:proofErr w:type="gramEnd"/>
-      <w:r>
-        <w:rPr>
-          <w:rFonts w:hint="eastAsia"/>
-        </w:rPr>
-        <w:t>，引發了我如海一樣深廣的愁緒。</w:t>
-      </w:r>
-    </w:p>
-    <w:p>
-      <w:pPr>
-        <w:pStyle w:val="aa"/>
-        <w:numPr>
-          <w:ilvl w:val="0"/>
-          <w:numId w:val="1"/>
-        </w:numPr>
-        <w:spacing w:after="0" w:line="380" w:lineRule="exact"/>
-        <w:ind w:leftChars="0" w:right="0"/>
-      </w:pPr>
-      <w:r>
-        <w:rPr>
-          <w:rFonts w:hint="eastAsia"/>
-        </w:rPr>
-        <w:t>形象化</w:t>
-      </w:r>
-      <w:r>
-        <w:rPr>
-          <w:rFonts w:hint="eastAsia"/>
-        </w:rPr>
-        <w:t>：</w:t>
-      </w:r>
-      <w:r>
-        <w:rPr>
-          <w:rFonts w:hint="eastAsia"/>
-        </w:rPr>
-        <w:t>修辭學上的一種轉化。將抽象的事物當作具體的事物加以描述。</w:t>
+        <w:t>誇張、具體化的手法，把哀傷的程度推到了「文字與想像力的極限」，再也沒有任何筆墨能寫出比這更深重的愁了。</w:t>
       </w:r>
     </w:p>
     <w:sectPr>
-      <w:footerReference w:type="default" r:id="rId17"/>
+      <w:footerReference w:type="default" r:id="rId8"/>
       <w:pgSz w:w="11906" w:h="16838"/>
-      <w:pgMar w:top="567" w:right="567" w:bottom="567" w:left="567" w:header="0" w:footer="0" w:gutter="0"/>
+      <w:pgMar w:top="851" w:right="851" w:bottom="567" w:left="851" w:header="0" w:footer="0" w:gutter="0"/>
       <w:cols w:space="720"/>
       <w:docGrid w:linePitch="381"/>
     </w:sectPr>
@@ -3458,7 +2388,7 @@
 </file>
 
 <file path=word/endnotes.xml><?xml version="1.0" encoding="utf-8"?>
-<w:endnotes xmlns:wpc="http://schemas.microsoft.com/office/word/2010/wordprocessingCanvas" xmlns:cx="http://schemas.microsoft.com/office/drawing/2014/chartex" xmlns:cx1="http://schemas.microsoft.com/office/drawing/2015/9/8/chartex" xmlns:cx2="http://schemas.microsoft.com/office/drawing/2015/10/21/chartex" xmlns:cx3="http://schemas.microsoft.com/office/drawing/2016/5/9/chartex" xmlns:cx4="http://schemas.microsoft.com/office/drawing/2016/5/10/chartex" xmlns:cx5="http://schemas.microsoft.com/office/drawing/2016/5/11/chartex" xmlns:cx6="http://schemas.microsoft.com/office/drawing/2016/5/12/chartex" xmlns:cx7="http://schemas.microsoft.com/office/drawing/2016/5/13/chartex" xmlns:cx8="http://schemas.microsoft.com/office/drawing/2016/5/14/chartex" xmlns:mc="http://schemas.openxmlformats.org/markup-compatibility/2006" xmlns:aink="http://schemas.microsoft.com/office/drawing/2016/ink" xmlns:am3d="http://schemas.microsoft.com/office/drawing/2017/model3d" xmlns:o="urn:schemas-microsoft-com:office:office" xmlns:oel="http://schemas.microsoft.com/office/2019/extlst" xmlns:r="http://schemas.openxmlformats.org/officeDocument/2006/relationships" xmlns:m="http://schemas.openxmlformats.org/officeDocument/2006/math" xmlns:v="urn:schemas-microsoft-com:vml" xmlns:wp14="http://schemas.microsoft.com/office/word/2010/wordprocessingDrawing" xmlns:wp="http://schemas.openxmlformats.org/drawingml/2006/wordprocessingDrawing" xmlns:w10="urn:schemas-microsoft-com:office:word" xmlns:w="http://schemas.openxmlformats.org/wordprocessingml/2006/main" xmlns:w14="http://schemas.microsoft.com/office/word/2010/wordml" xmlns:w15="http://schemas.microsoft.com/office/word/2012/wordml" xmlns:w16cex="http://schemas.microsoft.com/office/word/2018/wordml/cex" xmlns:w16cid="http://schemas.microsoft.com/office/word/2016/wordml/cid" xmlns:w16="http://schemas.microsoft.com/office/word/2018/wordml" xmlns:w16du="http://schemas.microsoft.com/office/word/2023/wordml/word16du" xmlns:w16sdtdh="http://schemas.microsoft.com/office/word/2020/wordml/sdtdatahash" xmlns:w16se="http://schemas.microsoft.com/office/word/2015/wordml/symex" xmlns:wpg="http://schemas.microsoft.com/office/word/2010/wordprocessingGroup" xmlns:wpi="http://schemas.microsoft.com/office/word/2010/wordprocessingInk" xmlns:wne="http://schemas.microsoft.com/office/word/2006/wordml" xmlns:wps="http://schemas.microsoft.com/office/word/2010/wordprocessingShape" mc:Ignorable="w14 w15 w16se w16cid w16 w16cex w16sdtdh wp14">
+<w:endnotes xmlns:wpc="http://schemas.microsoft.com/office/word/2010/wordprocessingCanvas" xmlns:cx="http://schemas.microsoft.com/office/drawing/2014/chartex" xmlns:cx1="http://schemas.microsoft.com/office/drawing/2015/9/8/chartex" xmlns:cx2="http://schemas.microsoft.com/office/drawing/2015/10/21/chartex" xmlns:cx3="http://schemas.microsoft.com/office/drawing/2016/5/9/chartex" xmlns:cx4="http://schemas.microsoft.com/office/drawing/2016/5/10/chartex" xmlns:cx5="http://schemas.microsoft.com/office/drawing/2016/5/11/chartex" xmlns:cx6="http://schemas.microsoft.com/office/drawing/2016/5/12/chartex" xmlns:cx7="http://schemas.microsoft.com/office/drawing/2016/5/13/chartex" xmlns:cx8="http://schemas.microsoft.com/office/drawing/2016/5/14/chartex" xmlns:mc="http://schemas.openxmlformats.org/markup-compatibility/2006" xmlns:aink="http://schemas.microsoft.com/office/drawing/2016/ink" xmlns:am3d="http://schemas.microsoft.com/office/drawing/2017/model3d" xmlns:o="urn:schemas-microsoft-com:office:office" xmlns:r="http://schemas.openxmlformats.org/officeDocument/2006/relationships" xmlns:m="http://schemas.openxmlformats.org/officeDocument/2006/math" xmlns:v="urn:schemas-microsoft-com:vml" xmlns:wp14="http://schemas.microsoft.com/office/word/2010/wordprocessingDrawing" xmlns:wp="http://schemas.openxmlformats.org/drawingml/2006/wordprocessingDrawing" xmlns:w10="urn:schemas-microsoft-com:office:word" xmlns:w="http://schemas.openxmlformats.org/wordprocessingml/2006/main" xmlns:w14="http://schemas.microsoft.com/office/word/2010/wordml" xmlns:w15="http://schemas.microsoft.com/office/word/2012/wordml" xmlns:w16cex="http://schemas.microsoft.com/office/word/2018/wordml/cex" xmlns:w16cid="http://schemas.microsoft.com/office/word/2016/wordml/cid" xmlns:w16="http://schemas.microsoft.com/office/word/2018/wordml" xmlns:w16sdtdh="http://schemas.microsoft.com/office/word/2020/wordml/sdtdatahash" xmlns:w16se="http://schemas.microsoft.com/office/word/2015/wordml/symex" xmlns:wpg="http://schemas.microsoft.com/office/word/2010/wordprocessingGroup" xmlns:wpi="http://schemas.microsoft.com/office/word/2010/wordprocessingInk" xmlns:wne="http://schemas.microsoft.com/office/word/2006/wordml" xmlns:wps="http://schemas.microsoft.com/office/word/2010/wordprocessingShape" mc:Ignorable="w14 w15 w16se w16cid w16 w16cex w16sdtdh wp14">
   <w:endnote w:type="separator" w:id="-1">
     <w:p>
       <w:pPr>
@@ -3483,7 +2413,7 @@
 </file>
 
 <file path=word/footer1.xml><?xml version="1.0" encoding="utf-8"?>
-<w:ftr xmlns:wpc="http://schemas.microsoft.com/office/word/2010/wordprocessingCanvas" xmlns:cx="http://schemas.microsoft.com/office/drawing/2014/chartex" xmlns:cx1="http://schemas.microsoft.com/office/drawing/2015/9/8/chartex" xmlns:cx2="http://schemas.microsoft.com/office/drawing/2015/10/21/chartex" xmlns:cx3="http://schemas.microsoft.com/office/drawing/2016/5/9/chartex" xmlns:cx4="http://schemas.microsoft.com/office/drawing/2016/5/10/chartex" xmlns:cx5="http://schemas.microsoft.com/office/drawing/2016/5/11/chartex" xmlns:cx6="http://schemas.microsoft.com/office/drawing/2016/5/12/chartex" xmlns:cx7="http://schemas.microsoft.com/office/drawing/2016/5/13/chartex" xmlns:cx8="http://schemas.microsoft.com/office/drawing/2016/5/14/chartex" xmlns:mc="http://schemas.openxmlformats.org/markup-compatibility/2006" xmlns:aink="http://schemas.microsoft.com/office/drawing/2016/ink" xmlns:am3d="http://schemas.microsoft.com/office/drawing/2017/model3d" xmlns:o="urn:schemas-microsoft-com:office:office" xmlns:oel="http://schemas.microsoft.com/office/2019/extlst" xmlns:r="http://schemas.openxmlformats.org/officeDocument/2006/relationships" xmlns:m="http://schemas.openxmlformats.org/officeDocument/2006/math" xmlns:v="urn:schemas-microsoft-com:vml" xmlns:wp14="http://schemas.microsoft.com/office/word/2010/wordprocessingDrawing" xmlns:wp="http://schemas.openxmlformats.org/drawingml/2006/wordprocessingDrawing" xmlns:w10="urn:schemas-microsoft-com:office:word" xmlns:w="http://schemas.openxmlformats.org/wordprocessingml/2006/main" xmlns:w14="http://schemas.microsoft.com/office/word/2010/wordml" xmlns:w15="http://schemas.microsoft.com/office/word/2012/wordml" xmlns:w16cex="http://schemas.microsoft.com/office/word/2018/wordml/cex" xmlns:w16cid="http://schemas.microsoft.com/office/word/2016/wordml/cid" xmlns:w16="http://schemas.microsoft.com/office/word/2018/wordml" xmlns:w16du="http://schemas.microsoft.com/office/word/2023/wordml/word16du" xmlns:w16sdtdh="http://schemas.microsoft.com/office/word/2020/wordml/sdtdatahash" xmlns:w16se="http://schemas.microsoft.com/office/word/2015/wordml/symex" xmlns:wpg="http://schemas.microsoft.com/office/word/2010/wordprocessingGroup" xmlns:wpi="http://schemas.microsoft.com/office/word/2010/wordprocessingInk" xmlns:wne="http://schemas.microsoft.com/office/word/2006/wordml" xmlns:wps="http://schemas.microsoft.com/office/word/2010/wordprocessingShape" mc:Ignorable="w14 w15 w16se w16cid w16 w16cex w16sdtdh wp14">
+<w:ftr xmlns:wpc="http://schemas.microsoft.com/office/word/2010/wordprocessingCanvas" xmlns:cx="http://schemas.microsoft.com/office/drawing/2014/chartex" xmlns:cx1="http://schemas.microsoft.com/office/drawing/2015/9/8/chartex" xmlns:cx2="http://schemas.microsoft.com/office/drawing/2015/10/21/chartex" xmlns:cx3="http://schemas.microsoft.com/office/drawing/2016/5/9/chartex" xmlns:cx4="http://schemas.microsoft.com/office/drawing/2016/5/10/chartex" xmlns:cx5="http://schemas.microsoft.com/office/drawing/2016/5/11/chartex" xmlns:cx6="http://schemas.microsoft.com/office/drawing/2016/5/12/chartex" xmlns:cx7="http://schemas.microsoft.com/office/drawing/2016/5/13/chartex" xmlns:cx8="http://schemas.microsoft.com/office/drawing/2016/5/14/chartex" xmlns:mc="http://schemas.openxmlformats.org/markup-compatibility/2006" xmlns:aink="http://schemas.microsoft.com/office/drawing/2016/ink" xmlns:am3d="http://schemas.microsoft.com/office/drawing/2017/model3d" xmlns:o="urn:schemas-microsoft-com:office:office" xmlns:r="http://schemas.openxmlformats.org/officeDocument/2006/relationships" xmlns:m="http://schemas.openxmlformats.org/officeDocument/2006/math" xmlns:v="urn:schemas-microsoft-com:vml" xmlns:wp14="http://schemas.microsoft.com/office/word/2010/wordprocessingDrawing" xmlns:wp="http://schemas.openxmlformats.org/drawingml/2006/wordprocessingDrawing" xmlns:w10="urn:schemas-microsoft-com:office:word" xmlns:w="http://schemas.openxmlformats.org/wordprocessingml/2006/main" xmlns:w14="http://schemas.microsoft.com/office/word/2010/wordml" xmlns:w15="http://schemas.microsoft.com/office/word/2012/wordml" xmlns:w16cex="http://schemas.microsoft.com/office/word/2018/wordml/cex" xmlns:w16cid="http://schemas.microsoft.com/office/word/2016/wordml/cid" xmlns:w16="http://schemas.microsoft.com/office/word/2018/wordml" xmlns:w16sdtdh="http://schemas.microsoft.com/office/word/2020/wordml/sdtdatahash" xmlns:w16se="http://schemas.microsoft.com/office/word/2015/wordml/symex" xmlns:wpg="http://schemas.microsoft.com/office/word/2010/wordprocessingGroup" xmlns:wpi="http://schemas.microsoft.com/office/word/2010/wordprocessingInk" xmlns:wne="http://schemas.microsoft.com/office/word/2006/wordml" xmlns:wps="http://schemas.microsoft.com/office/word/2010/wordprocessingShape" mc:Ignorable="w14 w15 w16se w16cid w16 w16cex w16sdtdh wp14">
   <w:sdt>
     <w:sdtPr>
       <w:id w:val="1495451635"/>
@@ -3492,10 +2422,12 @@
         <w:docPartUnique/>
       </w:docPartObj>
     </w:sdtPr>
+    <w:sdtEndPr/>
     <w:sdtContent>
       <w:p>
         <w:pPr>
           <w:pStyle w:val="a6"/>
+          <w:ind w:right="-1"/>
           <w:jc w:val="right"/>
         </w:pPr>
         <w:r>
@@ -3534,7 +2466,7 @@
 </file>
 
 <file path=word/footnotes.xml><?xml version="1.0" encoding="utf-8"?>
-<w:footnotes xmlns:wpc="http://schemas.microsoft.com/office/word/2010/wordprocessingCanvas" xmlns:cx="http://schemas.microsoft.com/office/drawing/2014/chartex" xmlns:cx1="http://schemas.microsoft.com/office/drawing/2015/9/8/chartex" xmlns:cx2="http://schemas.microsoft.com/office/drawing/2015/10/21/chartex" xmlns:cx3="http://schemas.microsoft.com/office/drawing/2016/5/9/chartex" xmlns:cx4="http://schemas.microsoft.com/office/drawing/2016/5/10/chartex" xmlns:cx5="http://schemas.microsoft.com/office/drawing/2016/5/11/chartex" xmlns:cx6="http://schemas.microsoft.com/office/drawing/2016/5/12/chartex" xmlns:cx7="http://schemas.microsoft.com/office/drawing/2016/5/13/chartex" xmlns:cx8="http://schemas.microsoft.com/office/drawing/2016/5/14/chartex" xmlns:mc="http://schemas.openxmlformats.org/markup-compatibility/2006" xmlns:aink="http://schemas.microsoft.com/office/drawing/2016/ink" xmlns:am3d="http://schemas.microsoft.com/office/drawing/2017/model3d" xmlns:o="urn:schemas-microsoft-com:office:office" xmlns:oel="http://schemas.microsoft.com/office/2019/extlst" xmlns:r="http://schemas.openxmlformats.org/officeDocument/2006/relationships" xmlns:m="http://schemas.openxmlformats.org/officeDocument/2006/math" xmlns:v="urn:schemas-microsoft-com:vml" xmlns:wp14="http://schemas.microsoft.com/office/word/2010/wordprocessingDrawing" xmlns:wp="http://schemas.openxmlformats.org/drawingml/2006/wordprocessingDrawing" xmlns:w10="urn:schemas-microsoft-com:office:word" xmlns:w="http://schemas.openxmlformats.org/wordprocessingml/2006/main" xmlns:w14="http://schemas.microsoft.com/office/word/2010/wordml" xmlns:w15="http://schemas.microsoft.com/office/word/2012/wordml" xmlns:w16cex="http://schemas.microsoft.com/office/word/2018/wordml/cex" xmlns:w16cid="http://schemas.microsoft.com/office/word/2016/wordml/cid" xmlns:w16="http://schemas.microsoft.com/office/word/2018/wordml" xmlns:w16du="http://schemas.microsoft.com/office/word/2023/wordml/word16du" xmlns:w16sdtdh="http://schemas.microsoft.com/office/word/2020/wordml/sdtdatahash" xmlns:w16se="http://schemas.microsoft.com/office/word/2015/wordml/symex" xmlns:wpg="http://schemas.microsoft.com/office/word/2010/wordprocessingGroup" xmlns:wpi="http://schemas.microsoft.com/office/word/2010/wordprocessingInk" xmlns:wne="http://schemas.microsoft.com/office/word/2006/wordml" xmlns:wps="http://schemas.microsoft.com/office/word/2010/wordprocessingShape" mc:Ignorable="w14 w15 w16se w16cid w16 w16cex w16sdtdh wp14">
+<w:footnotes xmlns:wpc="http://schemas.microsoft.com/office/word/2010/wordprocessingCanvas" xmlns:cx="http://schemas.microsoft.com/office/drawing/2014/chartex" xmlns:cx1="http://schemas.microsoft.com/office/drawing/2015/9/8/chartex" xmlns:cx2="http://schemas.microsoft.com/office/drawing/2015/10/21/chartex" xmlns:cx3="http://schemas.microsoft.com/office/drawing/2016/5/9/chartex" xmlns:cx4="http://schemas.microsoft.com/office/drawing/2016/5/10/chartex" xmlns:cx5="http://schemas.microsoft.com/office/drawing/2016/5/11/chartex" xmlns:cx6="http://schemas.microsoft.com/office/drawing/2016/5/12/chartex" xmlns:cx7="http://schemas.microsoft.com/office/drawing/2016/5/13/chartex" xmlns:cx8="http://schemas.microsoft.com/office/drawing/2016/5/14/chartex" xmlns:mc="http://schemas.openxmlformats.org/markup-compatibility/2006" xmlns:aink="http://schemas.microsoft.com/office/drawing/2016/ink" xmlns:am3d="http://schemas.microsoft.com/office/drawing/2017/model3d" xmlns:o="urn:schemas-microsoft-com:office:office" xmlns:r="http://schemas.openxmlformats.org/officeDocument/2006/relationships" xmlns:m="http://schemas.openxmlformats.org/officeDocument/2006/math" xmlns:v="urn:schemas-microsoft-com:vml" xmlns:wp14="http://schemas.microsoft.com/office/word/2010/wordprocessingDrawing" xmlns:wp="http://schemas.openxmlformats.org/drawingml/2006/wordprocessingDrawing" xmlns:w10="urn:schemas-microsoft-com:office:word" xmlns:w="http://schemas.openxmlformats.org/wordprocessingml/2006/main" xmlns:w14="http://schemas.microsoft.com/office/word/2010/wordml" xmlns:w15="http://schemas.microsoft.com/office/word/2012/wordml" xmlns:w16cex="http://schemas.microsoft.com/office/word/2018/wordml/cex" xmlns:w16cid="http://schemas.microsoft.com/office/word/2016/wordml/cid" xmlns:w16="http://schemas.microsoft.com/office/word/2018/wordml" xmlns:w16sdtdh="http://schemas.microsoft.com/office/word/2020/wordml/sdtdatahash" xmlns:w16se="http://schemas.microsoft.com/office/word/2015/wordml/symex" xmlns:wpg="http://schemas.microsoft.com/office/word/2010/wordprocessingGroup" xmlns:wpi="http://schemas.microsoft.com/office/word/2010/wordprocessingInk" xmlns:wne="http://schemas.microsoft.com/office/word/2006/wordml" xmlns:wps="http://schemas.microsoft.com/office/word/2010/wordprocessingShape" mc:Ignorable="w14 w15 w16se w16cid w16 w16cex w16sdtdh wp14">
   <w:footnote w:type="separator" w:id="-1">
     <w:p>
       <w:pPr>
@@ -3559,7 +2491,7 @@
 </file>
 
 <file path=word/numbering.xml><?xml version="1.0" encoding="utf-8"?>
-<w:numbering xmlns:wpc="http://schemas.microsoft.com/office/word/2010/wordprocessingCanvas" xmlns:cx="http://schemas.microsoft.com/office/drawing/2014/chartex" xmlns:cx1="http://schemas.microsoft.com/office/drawing/2015/9/8/chartex" xmlns:cx2="http://schemas.microsoft.com/office/drawing/2015/10/21/chartex" xmlns:cx3="http://schemas.microsoft.com/office/drawing/2016/5/9/chartex" xmlns:cx4="http://schemas.microsoft.com/office/drawing/2016/5/10/chartex" xmlns:cx5="http://schemas.microsoft.com/office/drawing/2016/5/11/chartex" xmlns:cx6="http://schemas.microsoft.com/office/drawing/2016/5/12/chartex" xmlns:cx7="http://schemas.microsoft.com/office/drawing/2016/5/13/chartex" xmlns:cx8="http://schemas.microsoft.com/office/drawing/2016/5/14/chartex" xmlns:mc="http://schemas.openxmlformats.org/markup-compatibility/2006" xmlns:aink="http://schemas.microsoft.com/office/drawing/2016/ink" xmlns:am3d="http://schemas.microsoft.com/office/drawing/2017/model3d" xmlns:o="urn:schemas-microsoft-com:office:office" xmlns:oel="http://schemas.microsoft.com/office/2019/extlst" xmlns:r="http://schemas.openxmlformats.org/officeDocument/2006/relationships" xmlns:m="http://schemas.openxmlformats.org/officeDocument/2006/math" xmlns:v="urn:schemas-microsoft-com:vml" xmlns:wp14="http://schemas.microsoft.com/office/word/2010/wordprocessingDrawing" xmlns:wp="http://schemas.openxmlformats.org/drawingml/2006/wordprocessingDrawing" xmlns:w10="urn:schemas-microsoft-com:office:word" xmlns:w="http://schemas.openxmlformats.org/wordprocessingml/2006/main" xmlns:w14="http://schemas.microsoft.com/office/word/2010/wordml" xmlns:w15="http://schemas.microsoft.com/office/word/2012/wordml" xmlns:w16cex="http://schemas.microsoft.com/office/word/2018/wordml/cex" xmlns:w16cid="http://schemas.microsoft.com/office/word/2016/wordml/cid" xmlns:w16="http://schemas.microsoft.com/office/word/2018/wordml" xmlns:w16du="http://schemas.microsoft.com/office/word/2023/wordml/word16du" xmlns:w16sdtdh="http://schemas.microsoft.com/office/word/2020/wordml/sdtdatahash" xmlns:w16se="http://schemas.microsoft.com/office/word/2015/wordml/symex" xmlns:wpg="http://schemas.microsoft.com/office/word/2010/wordprocessingGroup" xmlns:wpi="http://schemas.microsoft.com/office/word/2010/wordprocessingInk" xmlns:wne="http://schemas.microsoft.com/office/word/2006/wordml" xmlns:wps="http://schemas.microsoft.com/office/word/2010/wordprocessingShape" mc:Ignorable="w14 w15 w16se w16cid w16 w16cex w16sdtdh wp14">
+<w:numbering xmlns:wpc="http://schemas.microsoft.com/office/word/2010/wordprocessingCanvas" xmlns:cx="http://schemas.microsoft.com/office/drawing/2014/chartex" xmlns:cx1="http://schemas.microsoft.com/office/drawing/2015/9/8/chartex" xmlns:cx2="http://schemas.microsoft.com/office/drawing/2015/10/21/chartex" xmlns:cx3="http://schemas.microsoft.com/office/drawing/2016/5/9/chartex" xmlns:cx4="http://schemas.microsoft.com/office/drawing/2016/5/10/chartex" xmlns:cx5="http://schemas.microsoft.com/office/drawing/2016/5/11/chartex" xmlns:cx6="http://schemas.microsoft.com/office/drawing/2016/5/12/chartex" xmlns:cx7="http://schemas.microsoft.com/office/drawing/2016/5/13/chartex" xmlns:cx8="http://schemas.microsoft.com/office/drawing/2016/5/14/chartex" xmlns:mc="http://schemas.openxmlformats.org/markup-compatibility/2006" xmlns:aink="http://schemas.microsoft.com/office/drawing/2016/ink" xmlns:am3d="http://schemas.microsoft.com/office/drawing/2017/model3d" xmlns:o="urn:schemas-microsoft-com:office:office" xmlns:r="http://schemas.openxmlformats.org/officeDocument/2006/relationships" xmlns:m="http://schemas.openxmlformats.org/officeDocument/2006/math" xmlns:v="urn:schemas-microsoft-com:vml" xmlns:wp14="http://schemas.microsoft.com/office/word/2010/wordprocessingDrawing" xmlns:wp="http://schemas.openxmlformats.org/drawingml/2006/wordprocessingDrawing" xmlns:w10="urn:schemas-microsoft-com:office:word" xmlns:w="http://schemas.openxmlformats.org/wordprocessingml/2006/main" xmlns:w14="http://schemas.microsoft.com/office/word/2010/wordml" xmlns:w15="http://schemas.microsoft.com/office/word/2012/wordml" xmlns:w16cex="http://schemas.microsoft.com/office/word/2018/wordml/cex" xmlns:w16cid="http://schemas.microsoft.com/office/word/2016/wordml/cid" xmlns:w16="http://schemas.microsoft.com/office/word/2018/wordml" xmlns:w16sdtdh="http://schemas.microsoft.com/office/word/2020/wordml/sdtdatahash" xmlns:w16se="http://schemas.microsoft.com/office/word/2015/wordml/symex" xmlns:wpg="http://schemas.microsoft.com/office/word/2010/wordprocessingGroup" xmlns:wpi="http://schemas.microsoft.com/office/word/2010/wordprocessingInk" xmlns:wne="http://schemas.microsoft.com/office/word/2006/wordml" xmlns:wps="http://schemas.microsoft.com/office/word/2010/wordprocessingShape" mc:Ignorable="w14 w15 w16se w16cid w16 w16cex w16sdtdh wp14">
   <w:abstractNum w:abstractNumId="0" w15:restartNumberingAfterBreak="0">
     <w:nsid w:val="FFFFFF89"/>
     <w:multiLevelType w:val="singleLevel"/>
@@ -8647,145 +7579,145 @@
       </w:rPr>
     </w:lvl>
   </w:abstractNum>
-  <w:num w:numId="1" w16cid:durableId="1841851666">
+  <w:num w:numId="1">
     <w:abstractNumId w:val="27"/>
   </w:num>
-  <w:num w:numId="2" w16cid:durableId="124205906">
+  <w:num w:numId="2">
     <w:abstractNumId w:val="21"/>
   </w:num>
-  <w:num w:numId="3" w16cid:durableId="841968051">
+  <w:num w:numId="3">
     <w:abstractNumId w:val="29"/>
   </w:num>
-  <w:num w:numId="4" w16cid:durableId="1786462299">
+  <w:num w:numId="4">
     <w:abstractNumId w:val="10"/>
   </w:num>
-  <w:num w:numId="5" w16cid:durableId="519242602">
+  <w:num w:numId="5">
     <w:abstractNumId w:val="12"/>
   </w:num>
-  <w:num w:numId="6" w16cid:durableId="1695233673">
+  <w:num w:numId="6">
     <w:abstractNumId w:val="32"/>
   </w:num>
-  <w:num w:numId="7" w16cid:durableId="913853542">
+  <w:num w:numId="7">
     <w:abstractNumId w:val="17"/>
   </w:num>
-  <w:num w:numId="8" w16cid:durableId="1910771399">
+  <w:num w:numId="8">
     <w:abstractNumId w:val="15"/>
   </w:num>
-  <w:num w:numId="9" w16cid:durableId="942691393">
+  <w:num w:numId="9">
     <w:abstractNumId w:val="43"/>
   </w:num>
-  <w:num w:numId="10" w16cid:durableId="1013186656">
+  <w:num w:numId="10">
     <w:abstractNumId w:val="6"/>
   </w:num>
-  <w:num w:numId="11" w16cid:durableId="721557150">
+  <w:num w:numId="11">
     <w:abstractNumId w:val="33"/>
   </w:num>
-  <w:num w:numId="12" w16cid:durableId="172182769">
+  <w:num w:numId="12">
     <w:abstractNumId w:val="3"/>
   </w:num>
-  <w:num w:numId="13" w16cid:durableId="1147629156">
+  <w:num w:numId="13">
     <w:abstractNumId w:val="19"/>
   </w:num>
-  <w:num w:numId="14" w16cid:durableId="189613212">
+  <w:num w:numId="14">
     <w:abstractNumId w:val="26"/>
   </w:num>
-  <w:num w:numId="15" w16cid:durableId="988098106">
+  <w:num w:numId="15">
     <w:abstractNumId w:val="18"/>
   </w:num>
-  <w:num w:numId="16" w16cid:durableId="1288897638">
+  <w:num w:numId="16">
     <w:abstractNumId w:val="35"/>
   </w:num>
-  <w:num w:numId="17" w16cid:durableId="142546625">
+  <w:num w:numId="17">
     <w:abstractNumId w:val="5"/>
   </w:num>
-  <w:num w:numId="18" w16cid:durableId="1293948036">
+  <w:num w:numId="18">
     <w:abstractNumId w:val="16"/>
   </w:num>
-  <w:num w:numId="19" w16cid:durableId="1173834982">
+  <w:num w:numId="19">
     <w:abstractNumId w:val="31"/>
   </w:num>
-  <w:num w:numId="20" w16cid:durableId="2027831691">
+  <w:num w:numId="20">
     <w:abstractNumId w:val="4"/>
   </w:num>
-  <w:num w:numId="21" w16cid:durableId="314799758">
+  <w:num w:numId="21">
     <w:abstractNumId w:val="2"/>
   </w:num>
-  <w:num w:numId="22" w16cid:durableId="1354570293">
+  <w:num w:numId="22">
     <w:abstractNumId w:val="13"/>
   </w:num>
-  <w:num w:numId="23" w16cid:durableId="1424453302">
+  <w:num w:numId="23">
     <w:abstractNumId w:val="9"/>
   </w:num>
-  <w:num w:numId="24" w16cid:durableId="1028606080">
+  <w:num w:numId="24">
     <w:abstractNumId w:val="14"/>
   </w:num>
-  <w:num w:numId="25" w16cid:durableId="586159370">
+  <w:num w:numId="25">
     <w:abstractNumId w:val="34"/>
   </w:num>
-  <w:num w:numId="26" w16cid:durableId="950042391">
+  <w:num w:numId="26">
     <w:abstractNumId w:val="44"/>
   </w:num>
-  <w:num w:numId="27" w16cid:durableId="2092502089">
+  <w:num w:numId="27">
     <w:abstractNumId w:val="1"/>
   </w:num>
-  <w:num w:numId="28" w16cid:durableId="1157915356">
+  <w:num w:numId="28">
     <w:abstractNumId w:val="38"/>
   </w:num>
-  <w:num w:numId="29" w16cid:durableId="1086422014">
+  <w:num w:numId="29">
     <w:abstractNumId w:val="8"/>
   </w:num>
-  <w:num w:numId="30" w16cid:durableId="469830308">
+  <w:num w:numId="30">
     <w:abstractNumId w:val="42"/>
   </w:num>
-  <w:num w:numId="31" w16cid:durableId="605041396">
+  <w:num w:numId="31">
     <w:abstractNumId w:val="39"/>
   </w:num>
-  <w:num w:numId="32" w16cid:durableId="1214001998">
+  <w:num w:numId="32">
     <w:abstractNumId w:val="46"/>
   </w:num>
-  <w:num w:numId="33" w16cid:durableId="2066295224">
+  <w:num w:numId="33">
     <w:abstractNumId w:val="0"/>
   </w:num>
-  <w:num w:numId="34" w16cid:durableId="1960603916">
+  <w:num w:numId="34">
     <w:abstractNumId w:val="23"/>
   </w:num>
-  <w:num w:numId="35" w16cid:durableId="907808547">
+  <w:num w:numId="35">
     <w:abstractNumId w:val="41"/>
   </w:num>
-  <w:num w:numId="36" w16cid:durableId="830802124">
+  <w:num w:numId="36">
     <w:abstractNumId w:val="25"/>
   </w:num>
-  <w:num w:numId="37" w16cid:durableId="643050727">
+  <w:num w:numId="37">
     <w:abstractNumId w:val="30"/>
   </w:num>
-  <w:num w:numId="38" w16cid:durableId="141822539">
+  <w:num w:numId="38">
     <w:abstractNumId w:val="11"/>
   </w:num>
-  <w:num w:numId="39" w16cid:durableId="636103313">
+  <w:num w:numId="39">
     <w:abstractNumId w:val="20"/>
   </w:num>
-  <w:num w:numId="40" w16cid:durableId="125664653">
+  <w:num w:numId="40">
     <w:abstractNumId w:val="28"/>
   </w:num>
-  <w:num w:numId="41" w16cid:durableId="15930851">
+  <w:num w:numId="41">
     <w:abstractNumId w:val="40"/>
   </w:num>
-  <w:num w:numId="42" w16cid:durableId="808403980">
+  <w:num w:numId="42">
     <w:abstractNumId w:val="22"/>
   </w:num>
-  <w:num w:numId="43" w16cid:durableId="195655742">
+  <w:num w:numId="43">
     <w:abstractNumId w:val="24"/>
   </w:num>
-  <w:num w:numId="44" w16cid:durableId="860096377">
+  <w:num w:numId="44">
     <w:abstractNumId w:val="36"/>
   </w:num>
-  <w:num w:numId="45" w16cid:durableId="1268387175">
+  <w:num w:numId="45">
     <w:abstractNumId w:val="37"/>
   </w:num>
-  <w:num w:numId="46" w16cid:durableId="296566824">
+  <w:num w:numId="46">
     <w:abstractNumId w:val="45"/>
   </w:num>
-  <w:num w:numId="47" w16cid:durableId="571430007">
+  <w:num w:numId="47">
     <w:abstractNumId w:val="7"/>
   </w:num>
   <w:numIdMacAtCleanup w:val="7"/>
